--- a/assets/David Lee CV.docx
+++ b/assets/David Lee CV.docx
@@ -33,33 +33,114 @@
         </w:rPr>
         <w:tab/>
       </w:r>
-    </w:p>
-    <w:p>
-      <w:pPr>
-        <w:rPr>
-          <w:b/>
-          <w:bCs/>
-          <w:color w:val="35DBDD"/>
-          <w:sz w:val="20"/>
-          <w:szCs w:val="20"/>
-        </w:rPr>
-      </w:pPr>
-    </w:p>
-    <w:p>
-      <w:pPr>
-        <w:rPr>
-          <w:b/>
-          <w:bCs/>
-          <w:color w:val="35DBDD"/>
-          <w:sz w:val="20"/>
-          <w:szCs w:val="20"/>
-        </w:rPr>
-      </w:pPr>
-      <w:r>
-        <w:rPr>
-          <w:b/>
-          <w:bCs/>
-          <w:color w:val="35DBDD"/>
+      <w:r>
+        <w:rPr>
+          <w:b/>
+          <w:bCs/>
+          <w:color w:val="35DBDD"/>
+          <w:sz w:val="24"/>
+          <w:szCs w:val="24"/>
+        </w:rPr>
+        <w:tab/>
+      </w:r>
+      <w:r>
+        <w:rPr>
+          <w:b/>
+          <w:bCs/>
+          <w:color w:val="35DBDD"/>
+          <w:sz w:val="24"/>
+          <w:szCs w:val="24"/>
+        </w:rPr>
+        <w:tab/>
+      </w:r>
+      <w:r>
+        <w:rPr>
+          <w:b/>
+          <w:bCs/>
+          <w:color w:val="35DBDD"/>
+          <w:sz w:val="24"/>
+          <w:szCs w:val="24"/>
+        </w:rPr>
+        <w:tab/>
+      </w:r>
+      <w:r>
+        <w:rPr>
+          <w:b/>
+          <w:bCs/>
+          <w:color w:val="35DBDD"/>
+          <w:sz w:val="24"/>
+          <w:szCs w:val="24"/>
+        </w:rPr>
+        <w:tab/>
+      </w:r>
+      <w:r>
+        <w:rPr>
+          <w:b/>
+          <w:bCs/>
+          <w:color w:val="35DBDD"/>
+          <w:sz w:val="24"/>
+          <w:szCs w:val="24"/>
+        </w:rPr>
+        <w:tab/>
+      </w:r>
+      <w:r>
+        <w:rPr>
+          <w:b/>
+          <w:bCs/>
+          <w:color w:val="35DBDD"/>
+          <w:sz w:val="24"/>
+          <w:szCs w:val="24"/>
+        </w:rPr>
+        <w:tab/>
+      </w:r>
+      <w:r>
+        <w:rPr>
+          <w:b/>
+          <w:bCs/>
+          <w:color w:val="35DBDD"/>
+          <w:sz w:val="24"/>
+          <w:szCs w:val="24"/>
+        </w:rPr>
+        <w:tab/>
+      </w:r>
+      <w:r>
+        <w:rPr>
+          <w:b/>
+          <w:bCs/>
+          <w:color w:val="35DBDD"/>
+          <w:sz w:val="24"/>
+          <w:szCs w:val="24"/>
+        </w:rPr>
+        <w:tab/>
+        <w:t>Chicago, IL</w:t>
+      </w:r>
+    </w:p>
+    <w:p>
+      <w:pPr>
+        <w:rPr>
+          <w:b/>
+          <w:bCs/>
+          <w:color w:val="35DBDD"/>
+          <w:sz w:val="20"/>
+          <w:szCs w:val="20"/>
+        </w:rPr>
+      </w:pPr>
+    </w:p>
+    <w:p>
+      <w:pPr>
+        <w:rPr>
+          <w:b/>
+          <w:bCs/>
+          <w:color w:val="35DBDD"/>
+          <w:sz w:val="20"/>
+          <w:szCs w:val="20"/>
+        </w:rPr>
+      </w:pPr>
+      <w:r>
+        <w:rPr>
+          <w:b/>
+          <w:bCs/>
+          <w:color w:val="FFFFFF" w:themeColor="background1"/>
           <w:sz w:val="20"/>
           <w:szCs w:val="20"/>
         </w:rPr>
@@ -69,7 +150,7 @@
         <w:rPr>
           <w:b/>
           <w:bCs/>
-          <w:color w:val="35DBDD"/>
+          <w:color w:val="FFFFFF" w:themeColor="background1"/>
           <w:sz w:val="20"/>
           <w:szCs w:val="20"/>
         </w:rPr>
@@ -79,7 +160,7 @@
         <w:rPr>
           <w:b/>
           <w:bCs/>
-          <w:color w:val="35DBDD"/>
+          <w:color w:val="FFFFFF" w:themeColor="background1"/>
           <w:sz w:val="20"/>
           <w:szCs w:val="20"/>
         </w:rPr>
@@ -89,7 +170,7 @@
         <w:rPr>
           <w:b/>
           <w:bCs/>
-          <w:color w:val="35DBDD"/>
+          <w:color w:val="FFFFFF" w:themeColor="background1"/>
           <w:sz w:val="20"/>
           <w:szCs w:val="20"/>
         </w:rPr>
@@ -144,117 +225,37 @@
           <w:bCs/>
           <w:i/>
           <w:iCs/>
-          <w:color w:val="35DBDD"/>
-          <w:sz w:val="20"/>
-          <w:szCs w:val="20"/>
-        </w:rPr>
-      </w:pPr>
-      <w:r>
-        <w:rPr>
-          <w:b/>
-          <w:bCs/>
-          <w:color w:val="35DBDD"/>
-          <w:sz w:val="20"/>
-          <w:szCs w:val="20"/>
-        </w:rPr>
-        <w:t>Gaffer</w:t>
-      </w:r>
-      <w:r>
-        <w:rPr>
-          <w:b/>
-          <w:bCs/>
-          <w:color w:val="35DBDD"/>
-          <w:sz w:val="20"/>
-          <w:szCs w:val="20"/>
-        </w:rPr>
-        <w:t xml:space="preserve"> – </w:t>
-      </w:r>
-      <w:r>
-        <w:rPr>
-          <w:b/>
-          <w:bCs/>
-          <w:color w:val="35DBDD"/>
-          <w:sz w:val="20"/>
-          <w:szCs w:val="20"/>
-        </w:rPr>
-        <w:t xml:space="preserve">Calhoun Area County Center, Battle Creek MI Career Technical Education Shoot </w:t>
-      </w:r>
-      <w:r>
-        <w:rPr>
-          <w:b/>
-          <w:bCs/>
-          <w:color w:val="35DBDD"/>
-          <w:sz w:val="20"/>
-          <w:szCs w:val="20"/>
-        </w:rPr>
-        <w:t>(</w:t>
-      </w:r>
-      <w:r>
-        <w:rPr>
-          <w:b/>
-          <w:bCs/>
-          <w:color w:val="35DBDD"/>
-          <w:sz w:val="20"/>
-          <w:szCs w:val="20"/>
-        </w:rPr>
-        <w:t>Corporate)</w:t>
-      </w:r>
-    </w:p>
-    <w:p>
-      <w:pPr>
-        <w:rPr>
-          <w:color w:val="35DBDD"/>
-          <w:sz w:val="20"/>
-          <w:szCs w:val="20"/>
-        </w:rPr>
-      </w:pPr>
-      <w:r>
-        <w:rPr>
-          <w:color w:val="35DBDD"/>
-          <w:sz w:val="20"/>
-          <w:szCs w:val="20"/>
-        </w:rPr>
-        <w:t>0</w:t>
-      </w:r>
-      <w:r>
-        <w:rPr>
-          <w:color w:val="35DBDD"/>
-          <w:sz w:val="20"/>
-          <w:szCs w:val="20"/>
-        </w:rPr>
-        <w:t>3</w:t>
-      </w:r>
-      <w:r>
-        <w:rPr>
-          <w:color w:val="35DBDD"/>
-          <w:sz w:val="20"/>
-          <w:szCs w:val="20"/>
-        </w:rPr>
-        <w:t>/</w:t>
-      </w:r>
-      <w:r>
-        <w:rPr>
-          <w:color w:val="35DBDD"/>
-          <w:sz w:val="20"/>
-          <w:szCs w:val="20"/>
-        </w:rPr>
-        <w:t>03</w:t>
-      </w:r>
-      <w:r>
-        <w:rPr>
-          <w:color w:val="35DBDD"/>
-          <w:sz w:val="20"/>
-          <w:szCs w:val="20"/>
-        </w:rPr>
-        <w:t>/2026</w:t>
-      </w:r>
-      <w:r>
-        <w:rPr>
-          <w:color w:val="35DBDD"/>
-          <w:sz w:val="20"/>
-          <w:szCs w:val="20"/>
-        </w:rPr>
-        <w:t>-03/05/2026</w:t>
+          <w:color w:val="FFFFFF" w:themeColor="background1"/>
+          <w:sz w:val="20"/>
+          <w:szCs w:val="20"/>
+        </w:rPr>
+      </w:pPr>
+      <w:r>
+        <w:rPr>
+          <w:b/>
+          <w:bCs/>
+          <w:color w:val="FFFFFF" w:themeColor="background1"/>
+          <w:sz w:val="20"/>
+          <w:szCs w:val="20"/>
+        </w:rPr>
+        <w:t>Gaffer – Calhoun Area County Center, Battle Creek MI Career Technical Education Shoot (Corporate)</w:t>
+      </w:r>
+    </w:p>
+    <w:p>
+      <w:pPr>
+        <w:rPr>
+          <w:color w:val="FFFFFF" w:themeColor="background1"/>
+          <w:sz w:val="20"/>
+          <w:szCs w:val="20"/>
+        </w:rPr>
+      </w:pPr>
+      <w:r>
+        <w:rPr>
+          <w:color w:val="FFFFFF" w:themeColor="background1"/>
+          <w:sz w:val="20"/>
+          <w:szCs w:val="20"/>
+        </w:rPr>
+        <w:t>03/03/2026-03/05/2026</w:t>
       </w:r>
     </w:p>
     <w:p>
@@ -358,38 +359,103 @@
           <w:bCs/>
           <w:i/>
           <w:iCs/>
-          <w:color w:val="35DBDD"/>
-          <w:sz w:val="20"/>
-          <w:szCs w:val="20"/>
-        </w:rPr>
-      </w:pPr>
-      <w:r>
-        <w:rPr>
-          <w:b/>
-          <w:bCs/>
-          <w:color w:val="35DBDD"/>
-          <w:sz w:val="20"/>
-          <w:szCs w:val="20"/>
-        </w:rPr>
-        <w:t>Best Boy Electric – MIZON_MIZONE SHOOT (Commercial)</w:t>
-      </w:r>
-    </w:p>
-    <w:p>
-      <w:pPr>
-        <w:rPr>
-          <w:color w:val="35DBDD"/>
-          <w:sz w:val="20"/>
-          <w:szCs w:val="20"/>
-          <w:lang w:eastAsia="ko-KR"/>
-        </w:rPr>
-      </w:pPr>
-      <w:r>
-        <w:rPr>
-          <w:color w:val="35DBDD"/>
-          <w:sz w:val="20"/>
-          <w:szCs w:val="20"/>
-        </w:rPr>
-        <w:t>02/24/2026</w:t>
+          <w:color w:val="FFFFFF" w:themeColor="background1"/>
+          <w:sz w:val="20"/>
+          <w:szCs w:val="20"/>
+        </w:rPr>
+      </w:pPr>
+      <w:r>
+        <w:rPr>
+          <w:b/>
+          <w:bCs/>
+          <w:color w:val="FFFFFF" w:themeColor="background1"/>
+          <w:sz w:val="20"/>
+          <w:szCs w:val="20"/>
+        </w:rPr>
+        <w:t>Best Boy Electric</w:t>
+      </w:r>
+      <w:r>
+        <w:rPr>
+          <w:b/>
+          <w:bCs/>
+          <w:color w:val="FFFFFF" w:themeColor="background1"/>
+          <w:sz w:val="20"/>
+          <w:szCs w:val="20"/>
+        </w:rPr>
+        <w:t xml:space="preserve"> – </w:t>
+      </w:r>
+      <w:r>
+        <w:rPr>
+          <w:b/>
+          <w:bCs/>
+          <w:color w:val="FFFFFF" w:themeColor="background1"/>
+          <w:sz w:val="20"/>
+          <w:szCs w:val="20"/>
+        </w:rPr>
+        <w:t>MIZON_MIZONE SHOOT</w:t>
+      </w:r>
+      <w:r>
+        <w:rPr>
+          <w:b/>
+          <w:bCs/>
+          <w:color w:val="FFFFFF" w:themeColor="background1"/>
+          <w:sz w:val="20"/>
+          <w:szCs w:val="20"/>
+        </w:rPr>
+        <w:t xml:space="preserve"> (</w:t>
+      </w:r>
+      <w:r>
+        <w:rPr>
+          <w:b/>
+          <w:bCs/>
+          <w:color w:val="FFFFFF" w:themeColor="background1"/>
+          <w:sz w:val="20"/>
+          <w:szCs w:val="20"/>
+        </w:rPr>
+        <w:t>Commercial</w:t>
+      </w:r>
+      <w:r>
+        <w:rPr>
+          <w:b/>
+          <w:bCs/>
+          <w:color w:val="FFFFFF" w:themeColor="background1"/>
+          <w:sz w:val="20"/>
+          <w:szCs w:val="20"/>
+        </w:rPr>
+        <w:t>)</w:t>
+      </w:r>
+    </w:p>
+    <w:p>
+      <w:pPr>
+        <w:rPr>
+          <w:color w:val="35DBDD"/>
+          <w:sz w:val="20"/>
+          <w:szCs w:val="20"/>
+        </w:rPr>
+      </w:pPr>
+      <w:r>
+        <w:rPr>
+          <w:color w:val="35DBDD"/>
+          <w:sz w:val="20"/>
+          <w:szCs w:val="20"/>
+        </w:rPr>
+        <w:t>02/</w:t>
+      </w:r>
+      <w:r>
+        <w:rPr>
+          <w:color w:val="35DBDD"/>
+          <w:sz w:val="20"/>
+          <w:szCs w:val="20"/>
+        </w:rPr>
+        <w:t>24</w:t>
+      </w:r>
+      <w:r>
+        <w:rPr>
+          <w:color w:val="35DBDD"/>
+          <w:sz w:val="20"/>
+          <w:szCs w:val="20"/>
+        </w:rPr>
+        <w:t>/2026</w:t>
       </w:r>
     </w:p>
     <w:p>
@@ -423,24 +489,40 @@
           <w:sz w:val="20"/>
           <w:szCs w:val="20"/>
         </w:rPr>
-        <w:t>Director: Huo Huo</w:t>
-      </w:r>
-    </w:p>
-    <w:p>
-      <w:pPr>
-        <w:rPr>
-          <w:color w:val="35DBDD"/>
-          <w:sz w:val="20"/>
-          <w:szCs w:val="20"/>
-        </w:rPr>
-      </w:pPr>
-      <w:r>
-        <w:rPr>
-          <w:color w:val="35DBDD"/>
-          <w:sz w:val="20"/>
-          <w:szCs w:val="20"/>
-        </w:rPr>
-        <w:t>DP: Qiao Zhang</w:t>
+        <w:t xml:space="preserve">Director: </w:t>
+      </w:r>
+      <w:r>
+        <w:rPr>
+          <w:color w:val="35DBDD"/>
+          <w:sz w:val="20"/>
+          <w:szCs w:val="20"/>
+        </w:rPr>
+        <w:t>Huo Huo</w:t>
+      </w:r>
+    </w:p>
+    <w:p>
+      <w:pPr>
+        <w:rPr>
+          <w:color w:val="35DBDD"/>
+          <w:sz w:val="20"/>
+          <w:szCs w:val="20"/>
+        </w:rPr>
+      </w:pPr>
+      <w:r>
+        <w:rPr>
+          <w:color w:val="35DBDD"/>
+          <w:sz w:val="20"/>
+          <w:szCs w:val="20"/>
+        </w:rPr>
+        <w:t xml:space="preserve">DP: </w:t>
+      </w:r>
+      <w:r>
+        <w:rPr>
+          <w:color w:val="35DBDD"/>
+          <w:sz w:val="20"/>
+          <w:szCs w:val="20"/>
+        </w:rPr>
+        <w:t>Qiao Zhang</w:t>
       </w:r>
     </w:p>
     <w:p>
@@ -495,403 +577,135 @@
           <w:bCs/>
           <w:i/>
           <w:iCs/>
-          <w:color w:val="35DBDD"/>
-          <w:sz w:val="20"/>
-          <w:szCs w:val="20"/>
-        </w:rPr>
-      </w:pPr>
-      <w:r>
-        <w:rPr>
-          <w:b/>
-          <w:bCs/>
-          <w:color w:val="35DBDD"/>
-          <w:sz w:val="20"/>
-          <w:szCs w:val="20"/>
-        </w:rPr>
-        <w:t>Best Boy Electric</w:t>
-      </w:r>
-      <w:r>
-        <w:rPr>
-          <w:b/>
-          <w:bCs/>
-          <w:color w:val="35DBDD"/>
-          <w:sz w:val="20"/>
-          <w:szCs w:val="20"/>
-        </w:rPr>
-        <w:t xml:space="preserve"> – </w:t>
-      </w:r>
-      <w:r>
-        <w:rPr>
-          <w:b/>
-          <w:bCs/>
-          <w:color w:val="35DBDD"/>
-          <w:sz w:val="20"/>
-          <w:szCs w:val="20"/>
-        </w:rPr>
-        <w:t>MIZON_MIZONE SHOOT</w:t>
-      </w:r>
-      <w:r>
-        <w:rPr>
-          <w:b/>
-          <w:bCs/>
-          <w:color w:val="35DBDD"/>
-          <w:sz w:val="20"/>
-          <w:szCs w:val="20"/>
-        </w:rPr>
-        <w:t xml:space="preserve"> (</w:t>
-      </w:r>
-      <w:r>
-        <w:rPr>
-          <w:b/>
-          <w:bCs/>
-          <w:color w:val="35DBDD"/>
-          <w:sz w:val="20"/>
-          <w:szCs w:val="20"/>
-        </w:rPr>
-        <w:t>Commercial</w:t>
-      </w:r>
-      <w:r>
-        <w:rPr>
-          <w:b/>
-          <w:bCs/>
-          <w:color w:val="35DBDD"/>
-          <w:sz w:val="20"/>
-          <w:szCs w:val="20"/>
-        </w:rPr>
-        <w:t>)</w:t>
-      </w:r>
-    </w:p>
-    <w:p>
-      <w:pPr>
-        <w:rPr>
-          <w:color w:val="35DBDD"/>
-          <w:sz w:val="20"/>
-          <w:szCs w:val="20"/>
-        </w:rPr>
-      </w:pPr>
-      <w:r>
-        <w:rPr>
-          <w:color w:val="35DBDD"/>
-          <w:sz w:val="20"/>
-          <w:szCs w:val="20"/>
-        </w:rPr>
-        <w:t>02/</w:t>
-      </w:r>
-      <w:r>
-        <w:rPr>
-          <w:color w:val="35DBDD"/>
-          <w:sz w:val="20"/>
-          <w:szCs w:val="20"/>
-        </w:rPr>
-        <w:t>24</w:t>
-      </w:r>
-      <w:r>
-        <w:rPr>
-          <w:color w:val="35DBDD"/>
-          <w:sz w:val="20"/>
-          <w:szCs w:val="20"/>
-        </w:rPr>
-        <w:t>/2026</w:t>
-      </w:r>
-    </w:p>
-    <w:p>
-      <w:pPr>
-        <w:rPr>
-          <w:color w:val="35DBDD"/>
-          <w:sz w:val="20"/>
-          <w:szCs w:val="20"/>
-        </w:rPr>
-      </w:pPr>
-      <w:r>
-        <w:rPr>
-          <w:color w:val="35DBDD"/>
-          <w:sz w:val="20"/>
-          <w:szCs w:val="20"/>
-        </w:rPr>
-        <w:t>Client: Mizon</w:t>
-      </w:r>
-    </w:p>
-    <w:p>
-      <w:pPr>
-        <w:rPr>
-          <w:color w:val="35DBDD"/>
-          <w:sz w:val="20"/>
-          <w:szCs w:val="20"/>
-        </w:rPr>
-      </w:pPr>
-      <w:r>
-        <w:rPr>
-          <w:color w:val="35DBDD"/>
-          <w:sz w:val="20"/>
-          <w:szCs w:val="20"/>
-        </w:rPr>
-        <w:t xml:space="preserve">Director: </w:t>
-      </w:r>
-      <w:r>
-        <w:rPr>
-          <w:color w:val="35DBDD"/>
-          <w:sz w:val="20"/>
-          <w:szCs w:val="20"/>
-        </w:rPr>
-        <w:t>Huo Huo</w:t>
-      </w:r>
-    </w:p>
-    <w:p>
-      <w:pPr>
-        <w:rPr>
-          <w:color w:val="35DBDD"/>
-          <w:sz w:val="20"/>
-          <w:szCs w:val="20"/>
-        </w:rPr>
-      </w:pPr>
-      <w:r>
-        <w:rPr>
-          <w:color w:val="35DBDD"/>
-          <w:sz w:val="20"/>
-          <w:szCs w:val="20"/>
-        </w:rPr>
-        <w:t xml:space="preserve">DP: </w:t>
-      </w:r>
-      <w:r>
-        <w:rPr>
-          <w:color w:val="35DBDD"/>
-          <w:sz w:val="20"/>
-          <w:szCs w:val="20"/>
-        </w:rPr>
-        <w:t>Qiao Zhang</w:t>
-      </w:r>
-    </w:p>
-    <w:p>
-      <w:pPr>
-        <w:rPr>
-          <w:color w:val="35DBDD"/>
-          <w:sz w:val="20"/>
-          <w:szCs w:val="20"/>
-        </w:rPr>
-      </w:pPr>
-      <w:r>
-        <w:rPr>
-          <w:color w:val="35DBDD"/>
-          <w:sz w:val="20"/>
-          <w:szCs w:val="20"/>
-        </w:rPr>
-        <w:t>Bilingual Gaffer: Yifu Li</w:t>
-      </w:r>
-    </w:p>
-    <w:p>
-      <w:pPr>
-        <w:rPr>
-          <w:color w:val="35DBDD"/>
-          <w:sz w:val="20"/>
-          <w:szCs w:val="20"/>
-        </w:rPr>
-      </w:pPr>
-      <w:r>
-        <w:rPr>
-          <w:color w:val="35DBDD"/>
-          <w:sz w:val="20"/>
-          <w:szCs w:val="20"/>
-        </w:rPr>
-        <w:t>US Gaffer: Seth Oberle</w:t>
-      </w:r>
-    </w:p>
-    <w:p>
-      <w:pPr>
-        <w:rPr>
-          <w:b/>
-          <w:bCs/>
-          <w:color w:val="35DBDD"/>
-          <w:sz w:val="20"/>
-          <w:szCs w:val="20"/>
-        </w:rPr>
-      </w:pPr>
-    </w:p>
-    <w:p>
-      <w:pPr>
+          <w:color w:val="FFFFFF" w:themeColor="background1"/>
+          <w:sz w:val="20"/>
+          <w:szCs w:val="20"/>
+        </w:rPr>
+      </w:pPr>
+      <w:r>
+        <w:rPr>
+          <w:b/>
+          <w:bCs/>
+          <w:color w:val="FFFFFF" w:themeColor="background1"/>
+          <w:sz w:val="20"/>
+          <w:szCs w:val="20"/>
+        </w:rPr>
+        <w:t xml:space="preserve">Gaffer – </w:t>
+      </w:r>
+      <w:r>
         <w:rPr>
           <w:b/>
           <w:bCs/>
           <w:i/>
           <w:iCs/>
-          <w:color w:val="35DBDD"/>
-          <w:sz w:val="20"/>
-          <w:szCs w:val="20"/>
-        </w:rPr>
-      </w:pPr>
-      <w:r>
-        <w:rPr>
-          <w:b/>
-          <w:bCs/>
-          <w:color w:val="35DBDD"/>
-          <w:sz w:val="20"/>
-          <w:szCs w:val="20"/>
-        </w:rPr>
-        <w:t>Gaffer</w:t>
-      </w:r>
-      <w:r>
-        <w:rPr>
-          <w:b/>
-          <w:bCs/>
-          <w:color w:val="35DBDD"/>
-          <w:sz w:val="20"/>
-          <w:szCs w:val="20"/>
-        </w:rPr>
-        <w:t xml:space="preserve"> – </w:t>
-      </w:r>
-      <w:r>
+          <w:color w:val="FFFFFF" w:themeColor="background1"/>
+          <w:sz w:val="20"/>
+          <w:szCs w:val="20"/>
+        </w:rPr>
+        <w:t>Silence Never Plays</w:t>
+      </w:r>
+      <w:r>
+        <w:rPr>
+          <w:b/>
+          <w:bCs/>
+          <w:color w:val="FFFFFF" w:themeColor="background1"/>
+          <w:sz w:val="20"/>
+          <w:szCs w:val="20"/>
+        </w:rPr>
+        <w:t xml:space="preserve"> (Short)</w:t>
+      </w:r>
+    </w:p>
+    <w:p>
+      <w:pPr>
+        <w:rPr>
+          <w:color w:val="35DBDD"/>
+          <w:sz w:val="20"/>
+          <w:szCs w:val="20"/>
+        </w:rPr>
+      </w:pPr>
+      <w:r>
+        <w:rPr>
+          <w:color w:val="35DBDD"/>
+          <w:sz w:val="20"/>
+          <w:szCs w:val="20"/>
+        </w:rPr>
+        <w:t>02/14/2026-2/15/2026</w:t>
+      </w:r>
+    </w:p>
+    <w:p>
+      <w:pPr>
+        <w:rPr>
+          <w:color w:val="35DBDD"/>
+          <w:sz w:val="20"/>
+          <w:szCs w:val="20"/>
+        </w:rPr>
+      </w:pPr>
+      <w:r>
+        <w:rPr>
+          <w:color w:val="35DBDD"/>
+          <w:sz w:val="20"/>
+          <w:szCs w:val="20"/>
+        </w:rPr>
+        <w:t>Director: Jessica Jin</w:t>
+      </w:r>
+    </w:p>
+    <w:p>
+      <w:pPr>
+        <w:rPr>
+          <w:color w:val="35DBDD"/>
+          <w:sz w:val="20"/>
+          <w:szCs w:val="20"/>
+        </w:rPr>
+      </w:pPr>
+      <w:r>
+        <w:rPr>
+          <w:color w:val="35DBDD"/>
+          <w:sz w:val="20"/>
+          <w:szCs w:val="20"/>
+        </w:rPr>
+        <w:t>DP: Chenxi Li</w:t>
+      </w:r>
+    </w:p>
+    <w:p>
+      <w:pPr>
+        <w:rPr>
+          <w:b/>
+          <w:bCs/>
+          <w:color w:val="35DBDD"/>
+          <w:sz w:val="20"/>
+          <w:szCs w:val="20"/>
+        </w:rPr>
+      </w:pPr>
+    </w:p>
+    <w:p>
+      <w:pPr>
         <w:rPr>
           <w:b/>
           <w:bCs/>
           <w:i/>
           <w:iCs/>
-          <w:color w:val="35DBDD"/>
-          <w:sz w:val="20"/>
-          <w:szCs w:val="20"/>
-        </w:rPr>
-        <w:t>Silence Never Plays</w:t>
-      </w:r>
-      <w:r>
-        <w:rPr>
-          <w:b/>
-          <w:bCs/>
-          <w:color w:val="35DBDD"/>
-          <w:sz w:val="20"/>
-          <w:szCs w:val="20"/>
-        </w:rPr>
-        <w:t xml:space="preserve"> (Short)</w:t>
-      </w:r>
-    </w:p>
-    <w:p>
-      <w:pPr>
-        <w:rPr>
-          <w:color w:val="35DBDD"/>
-          <w:sz w:val="20"/>
-          <w:szCs w:val="20"/>
-        </w:rPr>
-      </w:pPr>
-      <w:r>
-        <w:rPr>
-          <w:color w:val="35DBDD"/>
-          <w:sz w:val="20"/>
-          <w:szCs w:val="20"/>
-        </w:rPr>
-        <w:t>02/</w:t>
-      </w:r>
-      <w:r>
-        <w:rPr>
-          <w:color w:val="35DBDD"/>
-          <w:sz w:val="20"/>
-          <w:szCs w:val="20"/>
-        </w:rPr>
-        <w:t>14</w:t>
-      </w:r>
-      <w:r>
-        <w:rPr>
-          <w:color w:val="35DBDD"/>
-          <w:sz w:val="20"/>
-          <w:szCs w:val="20"/>
-        </w:rPr>
-        <w:t>/2026</w:t>
-      </w:r>
-      <w:r>
-        <w:rPr>
-          <w:color w:val="35DBDD"/>
-          <w:sz w:val="20"/>
-          <w:szCs w:val="20"/>
-        </w:rPr>
-        <w:t>-2/15/2026</w:t>
-      </w:r>
-    </w:p>
-    <w:p>
-      <w:pPr>
-        <w:rPr>
-          <w:color w:val="35DBDD"/>
-          <w:sz w:val="20"/>
-          <w:szCs w:val="20"/>
-        </w:rPr>
-      </w:pPr>
-      <w:r>
-        <w:rPr>
-          <w:color w:val="35DBDD"/>
-          <w:sz w:val="20"/>
-          <w:szCs w:val="20"/>
-        </w:rPr>
-        <w:t xml:space="preserve">Director: </w:t>
-      </w:r>
-      <w:r>
-        <w:rPr>
-          <w:color w:val="35DBDD"/>
-          <w:sz w:val="20"/>
-          <w:szCs w:val="20"/>
-        </w:rPr>
-        <w:t>Jessica Jin</w:t>
-      </w:r>
-    </w:p>
-    <w:p>
-      <w:pPr>
-        <w:rPr>
-          <w:color w:val="35DBDD"/>
-          <w:sz w:val="20"/>
-          <w:szCs w:val="20"/>
-        </w:rPr>
-      </w:pPr>
-      <w:r>
-        <w:rPr>
-          <w:color w:val="35DBDD"/>
-          <w:sz w:val="20"/>
-          <w:szCs w:val="20"/>
-        </w:rPr>
-        <w:t xml:space="preserve">DP: </w:t>
-      </w:r>
-      <w:r>
-        <w:rPr>
-          <w:color w:val="35DBDD"/>
-          <w:sz w:val="20"/>
-          <w:szCs w:val="20"/>
-        </w:rPr>
-        <w:t>Chenxi Li</w:t>
-      </w:r>
-    </w:p>
-    <w:p>
-      <w:pPr>
-        <w:rPr>
-          <w:b/>
-          <w:bCs/>
-          <w:color w:val="35DBDD"/>
-          <w:sz w:val="20"/>
-          <w:szCs w:val="20"/>
-        </w:rPr>
-      </w:pPr>
-    </w:p>
-    <w:p>
-      <w:pPr>
+          <w:color w:val="FFFFFF" w:themeColor="background1"/>
+          <w:sz w:val="20"/>
+          <w:szCs w:val="20"/>
+        </w:rPr>
+      </w:pPr>
+      <w:r>
+        <w:rPr>
+          <w:b/>
+          <w:bCs/>
+          <w:color w:val="FFFFFF" w:themeColor="background1"/>
+          <w:sz w:val="20"/>
+          <w:szCs w:val="20"/>
+        </w:rPr>
+        <w:t xml:space="preserve">Best Boy Electric – </w:t>
+      </w:r>
+      <w:r>
         <w:rPr>
           <w:b/>
           <w:bCs/>
           <w:i/>
           <w:iCs/>
-          <w:color w:val="35DBDD"/>
-          <w:sz w:val="20"/>
-          <w:szCs w:val="20"/>
-        </w:rPr>
-      </w:pPr>
-      <w:r>
-        <w:rPr>
-          <w:b/>
-          <w:bCs/>
-          <w:color w:val="35DBDD"/>
-          <w:sz w:val="20"/>
-          <w:szCs w:val="20"/>
-        </w:rPr>
-        <w:t xml:space="preserve">Best Boy Electric – </w:t>
-      </w:r>
-      <w:r>
-        <w:rPr>
-          <w:b/>
-          <w:bCs/>
-          <w:i/>
-          <w:iCs/>
-          <w:color w:val="35DBDD"/>
+          <w:color w:val="FFFFFF" w:themeColor="background1"/>
           <w:sz w:val="20"/>
           <w:szCs w:val="20"/>
         </w:rPr>
@@ -901,80 +715,28 @@
         <w:rPr>
           <w:b/>
           <w:bCs/>
-          <w:color w:val="35DBDD"/>
-          <w:sz w:val="20"/>
-          <w:szCs w:val="20"/>
-        </w:rPr>
-        <w:t xml:space="preserve"> (</w:t>
-      </w:r>
-      <w:r>
-        <w:rPr>
-          <w:b/>
-          <w:bCs/>
-          <w:color w:val="35DBDD"/>
-          <w:sz w:val="20"/>
-          <w:szCs w:val="20"/>
-        </w:rPr>
-        <w:t>Short</w:t>
-      </w:r>
-      <w:r>
-        <w:rPr>
-          <w:b/>
-          <w:bCs/>
-          <w:color w:val="35DBDD"/>
-          <w:sz w:val="20"/>
-          <w:szCs w:val="20"/>
-        </w:rPr>
-        <w:t>)</w:t>
-      </w:r>
-    </w:p>
-    <w:p>
-      <w:pPr>
-        <w:rPr>
-          <w:color w:val="35DBDD"/>
-          <w:sz w:val="20"/>
-          <w:szCs w:val="20"/>
-        </w:rPr>
-      </w:pPr>
-      <w:r>
-        <w:rPr>
-          <w:color w:val="35DBDD"/>
-          <w:sz w:val="20"/>
-          <w:szCs w:val="20"/>
-        </w:rPr>
-        <w:t>0</w:t>
-      </w:r>
-      <w:r>
-        <w:rPr>
-          <w:color w:val="35DBDD"/>
-          <w:sz w:val="20"/>
-          <w:szCs w:val="20"/>
-        </w:rPr>
-        <w:t>2</w:t>
-      </w:r>
-      <w:r>
-        <w:rPr>
-          <w:color w:val="35DBDD"/>
-          <w:sz w:val="20"/>
-          <w:szCs w:val="20"/>
-        </w:rPr>
-        <w:t>/</w:t>
-      </w:r>
-      <w:r>
-        <w:rPr>
-          <w:color w:val="35DBDD"/>
-          <w:sz w:val="20"/>
-          <w:szCs w:val="20"/>
-        </w:rPr>
-        <w:t>08</w:t>
-      </w:r>
-      <w:r>
-        <w:rPr>
-          <w:color w:val="35DBDD"/>
-          <w:sz w:val="20"/>
-          <w:szCs w:val="20"/>
-        </w:rPr>
-        <w:t>/2026</w:t>
+          <w:color w:val="FFFFFF" w:themeColor="background1"/>
+          <w:sz w:val="20"/>
+          <w:szCs w:val="20"/>
+        </w:rPr>
+        <w:t xml:space="preserve"> (Short)</w:t>
+      </w:r>
+    </w:p>
+    <w:p>
+      <w:pPr>
+        <w:rPr>
+          <w:color w:val="35DBDD"/>
+          <w:sz w:val="20"/>
+          <w:szCs w:val="20"/>
+        </w:rPr>
+      </w:pPr>
+      <w:r>
+        <w:rPr>
+          <w:color w:val="35DBDD"/>
+          <w:sz w:val="20"/>
+          <w:szCs w:val="20"/>
+        </w:rPr>
+        <w:t>02/08/2026</w:t>
       </w:r>
     </w:p>
     <w:p>
@@ -1025,23 +787,7 @@
           <w:sz w:val="20"/>
           <w:szCs w:val="20"/>
         </w:rPr>
-        <w:t>Gaffer</w:t>
-      </w:r>
-      <w:r>
-        <w:rPr>
-          <w:color w:val="35DBDD"/>
-          <w:sz w:val="20"/>
-          <w:szCs w:val="20"/>
-        </w:rPr>
-        <w:t xml:space="preserve">: </w:t>
-      </w:r>
-      <w:r>
-        <w:rPr>
-          <w:color w:val="35DBDD"/>
-          <w:sz w:val="20"/>
-          <w:szCs w:val="20"/>
-        </w:rPr>
-        <w:t>José Aviles-Baquero</w:t>
+        <w:t>Gaffer: José Aviles-Baquero</w:t>
       </w:r>
     </w:p>
     <w:p>
@@ -1094,7 +840,7 @@
         <w:rPr>
           <w:b/>
           <w:bCs/>
-          <w:color w:val="35DBDD"/>
+          <w:color w:val="FFFFFF" w:themeColor="background1"/>
           <w:sz w:val="20"/>
           <w:szCs w:val="20"/>
         </w:rPr>
@@ -1104,7 +850,7 @@
         <w:rPr>
           <w:b/>
           <w:bCs/>
-          <w:color w:val="35DBDD"/>
+          <w:color w:val="FFFFFF" w:themeColor="background1"/>
           <w:sz w:val="20"/>
           <w:szCs w:val="20"/>
         </w:rPr>
@@ -1114,7 +860,7 @@
         <w:rPr>
           <w:b/>
           <w:bCs/>
-          <w:color w:val="35DBDD"/>
+          <w:color w:val="FFFFFF" w:themeColor="background1"/>
           <w:sz w:val="20"/>
           <w:szCs w:val="20"/>
         </w:rPr>
@@ -1124,7 +870,7 @@
         <w:rPr>
           <w:b/>
           <w:bCs/>
-          <w:color w:val="35DBDD"/>
+          <w:color w:val="FFFFFF" w:themeColor="background1"/>
           <w:sz w:val="20"/>
           <w:szCs w:val="20"/>
         </w:rPr>
@@ -1134,7 +880,7 @@
         <w:rPr>
           <w:b/>
           <w:bCs/>
-          <w:color w:val="35DBDD"/>
+          <w:color w:val="FFFFFF" w:themeColor="background1"/>
           <w:sz w:val="20"/>
           <w:szCs w:val="20"/>
         </w:rPr>
@@ -1257,40 +1003,20 @@
           <w:bCs/>
           <w:i/>
           <w:iCs/>
-          <w:color w:val="35DBDD"/>
-          <w:sz w:val="20"/>
-          <w:szCs w:val="20"/>
-        </w:rPr>
-      </w:pPr>
-      <w:r>
-        <w:rPr>
-          <w:b/>
-          <w:bCs/>
-          <w:color w:val="35DBDD"/>
-          <w:sz w:val="20"/>
-          <w:szCs w:val="20"/>
-        </w:rPr>
-        <w:t>CLT/Gaffer</w:t>
-      </w:r>
-      <w:r>
-        <w:rPr>
-          <w:b/>
-          <w:bCs/>
-          <w:color w:val="35DBDD"/>
-          <w:sz w:val="20"/>
-          <w:szCs w:val="20"/>
-        </w:rPr>
-        <w:t xml:space="preserve"> – </w:t>
-      </w:r>
-      <w:r>
-        <w:rPr>
-          <w:b/>
-          <w:bCs/>
-          <w:color w:val="35DBDD"/>
-          <w:sz w:val="20"/>
-          <w:szCs w:val="20"/>
-        </w:rPr>
-        <w:t>“put your phone</w:t>
+          <w:color w:val="FFFFFF" w:themeColor="background1"/>
+          <w:sz w:val="20"/>
+          <w:szCs w:val="20"/>
+        </w:rPr>
+      </w:pPr>
+      <w:r>
+        <w:rPr>
+          <w:b/>
+          <w:bCs/>
+          <w:color w:val="FFFFFF" w:themeColor="background1"/>
+          <w:sz w:val="20"/>
+          <w:szCs w:val="20"/>
+        </w:rPr>
+        <w:t>CLT/Gaffer – “put your phone</w:t>
       </w:r>
       <w:r>
         <w:rPr>
@@ -1298,7 +1024,7 @@
           <w:bCs/>
           <w:i/>
           <w:iCs/>
-          <w:color w:val="35DBDD"/>
+          <w:color w:val="FFFFFF" w:themeColor="background1"/>
           <w:sz w:val="20"/>
           <w:szCs w:val="20"/>
         </w:rPr>
@@ -1308,27 +1034,17 @@
         <w:rPr>
           <w:b/>
           <w:bCs/>
-          <w:color w:val="35DBDD"/>
-          <w:sz w:val="20"/>
-          <w:szCs w:val="20"/>
-        </w:rPr>
-        <w:t>down”</w:t>
-      </w:r>
-      <w:r>
-        <w:rPr>
-          <w:b/>
-          <w:bCs/>
-          <w:color w:val="35DBDD"/>
-          <w:sz w:val="20"/>
-          <w:szCs w:val="20"/>
-        </w:rPr>
-        <w:t xml:space="preserve"> </w:t>
-      </w:r>
-      <w:r>
-        <w:rPr>
-          <w:b/>
-          <w:bCs/>
-          <w:color w:val="35DBDD"/>
+          <w:color w:val="FFFFFF" w:themeColor="background1"/>
+          <w:sz w:val="20"/>
+          <w:szCs w:val="20"/>
+        </w:rPr>
+        <w:t xml:space="preserve">down” </w:t>
+      </w:r>
+      <w:r>
+        <w:rPr>
+          <w:b/>
+          <w:bCs/>
+          <w:color w:val="FFFFFF" w:themeColor="background1"/>
           <w:sz w:val="20"/>
           <w:szCs w:val="20"/>
         </w:rPr>
@@ -1338,66 +1054,28 @@
         <w:rPr>
           <w:b/>
           <w:bCs/>
-          <w:color w:val="35DBDD"/>
-          <w:sz w:val="20"/>
-          <w:szCs w:val="20"/>
-        </w:rPr>
-        <w:t xml:space="preserve"> </w:t>
-      </w:r>
-      <w:r>
-        <w:rPr>
-          <w:b/>
-          <w:bCs/>
-          <w:color w:val="35DBDD"/>
-          <w:sz w:val="20"/>
-          <w:szCs w:val="20"/>
-        </w:rPr>
-        <w:t>(</w:t>
-      </w:r>
-      <w:r>
-        <w:rPr>
-          <w:b/>
-          <w:bCs/>
-          <w:color w:val="35DBDD"/>
-          <w:sz w:val="20"/>
-          <w:szCs w:val="20"/>
-        </w:rPr>
-        <w:t>Live Music Recording Session</w:t>
-      </w:r>
-      <w:r>
-        <w:rPr>
-          <w:b/>
-          <w:bCs/>
-          <w:color w:val="35DBDD"/>
-          <w:sz w:val="20"/>
-          <w:szCs w:val="20"/>
-        </w:rPr>
-        <w:t>)</w:t>
-      </w:r>
-    </w:p>
-    <w:p>
-      <w:pPr>
-        <w:rPr>
-          <w:color w:val="35DBDD"/>
-          <w:sz w:val="20"/>
-          <w:szCs w:val="20"/>
-        </w:rPr>
-      </w:pPr>
-      <w:r>
-        <w:rPr>
-          <w:color w:val="35DBDD"/>
-          <w:sz w:val="20"/>
-          <w:szCs w:val="20"/>
-        </w:rPr>
-        <w:t>0</w:t>
-      </w:r>
-      <w:r>
-        <w:rPr>
-          <w:color w:val="35DBDD"/>
-          <w:sz w:val="20"/>
-          <w:szCs w:val="20"/>
-        </w:rPr>
-        <w:t>1/11/2026</w:t>
+          <w:color w:val="FFFFFF" w:themeColor="background1"/>
+          <w:sz w:val="20"/>
+          <w:szCs w:val="20"/>
+        </w:rPr>
+        <w:t xml:space="preserve"> (Live Music Recording Session)</w:t>
+      </w:r>
+    </w:p>
+    <w:p>
+      <w:pPr>
+        <w:rPr>
+          <w:color w:val="35DBDD"/>
+          <w:sz w:val="20"/>
+          <w:szCs w:val="20"/>
+        </w:rPr>
+      </w:pPr>
+      <w:r>
+        <w:rPr>
+          <w:color w:val="35DBDD"/>
+          <w:sz w:val="20"/>
+          <w:szCs w:val="20"/>
+        </w:rPr>
+        <w:t>01/11/2026</w:t>
       </w:r>
     </w:p>
     <w:p>
@@ -1431,43 +1109,35 @@
           <w:sz w:val="20"/>
           <w:szCs w:val="20"/>
         </w:rPr>
-        <w:t xml:space="preserve">DP: </w:t>
-      </w:r>
-      <w:r>
-        <w:rPr>
-          <w:color w:val="35DBDD"/>
-          <w:sz w:val="20"/>
-          <w:szCs w:val="20"/>
-        </w:rPr>
-        <w:t>Anni Newton</w:t>
-      </w:r>
-    </w:p>
-    <w:p>
-      <w:pPr>
-        <w:rPr>
-          <w:b/>
-          <w:bCs/>
-          <w:color w:val="35DBDD"/>
-          <w:sz w:val="20"/>
-          <w:szCs w:val="20"/>
-        </w:rPr>
-      </w:pPr>
-    </w:p>
-    <w:p>
-      <w:pPr>
-        <w:rPr>
-          <w:b/>
-          <w:bCs/>
-          <w:color w:val="35DBDD"/>
-          <w:sz w:val="20"/>
-          <w:szCs w:val="20"/>
-        </w:rPr>
-      </w:pPr>
-      <w:r>
-        <w:rPr>
-          <w:b/>
-          <w:bCs/>
-          <w:color w:val="35DBDD"/>
+        <w:t>DP: Anni Newton</w:t>
+      </w:r>
+    </w:p>
+    <w:p>
+      <w:pPr>
+        <w:rPr>
+          <w:b/>
+          <w:bCs/>
+          <w:color w:val="35DBDD"/>
+          <w:sz w:val="20"/>
+          <w:szCs w:val="20"/>
+        </w:rPr>
+      </w:pPr>
+    </w:p>
+    <w:p>
+      <w:pPr>
+        <w:rPr>
+          <w:b/>
+          <w:bCs/>
+          <w:color w:val="FFFFFF" w:themeColor="background1"/>
+          <w:sz w:val="20"/>
+          <w:szCs w:val="20"/>
+        </w:rPr>
+      </w:pPr>
+      <w:r>
+        <w:rPr>
+          <w:b/>
+          <w:bCs/>
+          <w:color w:val="FFFFFF" w:themeColor="background1"/>
           <w:sz w:val="20"/>
           <w:szCs w:val="20"/>
         </w:rPr>
@@ -1477,7 +1147,7 @@
         <w:rPr>
           <w:b/>
           <w:bCs/>
-          <w:color w:val="35DBDD"/>
+          <w:color w:val="FFFFFF" w:themeColor="background1"/>
           <w:sz w:val="20"/>
           <w:szCs w:val="20"/>
         </w:rPr>
@@ -1487,7 +1157,7 @@
         <w:rPr>
           <w:b/>
           <w:bCs/>
-          <w:color w:val="35DBDD"/>
+          <w:color w:val="FFFFFF" w:themeColor="background1"/>
           <w:sz w:val="20"/>
           <w:szCs w:val="20"/>
         </w:rPr>
@@ -1499,7 +1169,7 @@
           <w:bCs/>
           <w:i/>
           <w:iCs/>
-          <w:color w:val="35DBDD"/>
+          <w:color w:val="FFFFFF" w:themeColor="background1"/>
           <w:sz w:val="20"/>
           <w:szCs w:val="20"/>
         </w:rPr>
@@ -1511,7 +1181,7 @@
           <w:bCs/>
           <w:i/>
           <w:iCs/>
-          <w:color w:val="35DBDD"/>
+          <w:color w:val="FFFFFF" w:themeColor="background1"/>
           <w:sz w:val="20"/>
           <w:szCs w:val="20"/>
         </w:rPr>
@@ -1521,7 +1191,7 @@
         <w:rPr>
           <w:b/>
           <w:bCs/>
-          <w:color w:val="35DBDD"/>
+          <w:color w:val="FFFFFF" w:themeColor="background1"/>
           <w:sz w:val="20"/>
           <w:szCs w:val="20"/>
         </w:rPr>
@@ -1634,20 +1304,19 @@
         <w:rPr>
           <w:b/>
           <w:bCs/>
-          <w:color w:val="35DBDD"/>
-          <w:sz w:val="20"/>
-          <w:szCs w:val="20"/>
-        </w:rPr>
-      </w:pPr>
-      <w:r>
-        <w:rPr>
-          <w:b/>
-          <w:bCs/>
-          <w:color w:val="35DBDD"/>
-          <w:sz w:val="20"/>
-          <w:szCs w:val="20"/>
-        </w:rPr>
-        <w:lastRenderedPageBreak/>
+          <w:color w:val="FFFFFF" w:themeColor="background1"/>
+          <w:sz w:val="20"/>
+          <w:szCs w:val="20"/>
+        </w:rPr>
+      </w:pPr>
+      <w:r>
+        <w:rPr>
+          <w:b/>
+          <w:bCs/>
+          <w:color w:val="FFFFFF" w:themeColor="background1"/>
+          <w:sz w:val="20"/>
+          <w:szCs w:val="20"/>
+        </w:rPr>
         <w:t xml:space="preserve">Gaffer – </w:t>
       </w:r>
       <w:r>
@@ -1656,7 +1325,7 @@
           <w:bCs/>
           <w:i/>
           <w:iCs/>
-          <w:color w:val="35DBDD"/>
+          <w:color w:val="FFFFFF" w:themeColor="background1"/>
           <w:sz w:val="20"/>
           <w:szCs w:val="20"/>
         </w:rPr>
@@ -1668,7 +1337,7 @@
           <w:bCs/>
           <w:i/>
           <w:iCs/>
-          <w:color w:val="35DBDD"/>
+          <w:color w:val="FFFFFF" w:themeColor="background1"/>
           <w:sz w:val="20"/>
           <w:szCs w:val="20"/>
           <w:vertAlign w:val="superscript"/>
@@ -1679,7 +1348,7 @@
         <w:rPr>
           <w:b/>
           <w:bCs/>
-          <w:color w:val="35DBDD"/>
+          <w:color w:val="FFFFFF" w:themeColor="background1"/>
           <w:sz w:val="20"/>
           <w:szCs w:val="20"/>
         </w:rPr>
@@ -1758,21 +1427,55 @@
           <w:szCs w:val="20"/>
         </w:rPr>
       </w:pPr>
-      <w:r>
-        <w:rPr>
-          <w:b/>
-          <w:bCs/>
-          <w:color w:val="35DBDD"/>
-          <w:sz w:val="20"/>
-          <w:szCs w:val="20"/>
-        </w:rPr>
+    </w:p>
+    <w:p>
+      <w:pPr>
+        <w:rPr>
+          <w:b/>
+          <w:bCs/>
+          <w:color w:val="35DBDD"/>
+          <w:sz w:val="20"/>
+          <w:szCs w:val="20"/>
+        </w:rPr>
+      </w:pPr>
+    </w:p>
+    <w:p>
+      <w:pPr>
+        <w:rPr>
+          <w:b/>
+          <w:bCs/>
+          <w:color w:val="35DBDD"/>
+          <w:sz w:val="20"/>
+          <w:szCs w:val="20"/>
+        </w:rPr>
+      </w:pPr>
+    </w:p>
+    <w:p>
+      <w:pPr>
+        <w:rPr>
+          <w:b/>
+          <w:bCs/>
+          <w:color w:val="FFFFFF" w:themeColor="background1"/>
+          <w:sz w:val="20"/>
+          <w:szCs w:val="20"/>
+        </w:rPr>
+      </w:pPr>
+      <w:r>
+        <w:rPr>
+          <w:b/>
+          <w:bCs/>
+          <w:color w:val="FFFFFF" w:themeColor="background1"/>
+          <w:sz w:val="20"/>
+          <w:szCs w:val="20"/>
+        </w:rPr>
+        <w:lastRenderedPageBreak/>
         <w:t xml:space="preserve">DMX Tech </w:t>
       </w:r>
       <w:r>
         <w:rPr>
           <w:b/>
           <w:bCs/>
-          <w:color w:val="35DBDD"/>
+          <w:color w:val="FFFFFF" w:themeColor="background1"/>
           <w:sz w:val="20"/>
           <w:szCs w:val="20"/>
         </w:rPr>
@@ -1784,7 +1487,7 @@
           <w:bCs/>
           <w:i/>
           <w:iCs/>
-          <w:color w:val="35DBDD"/>
+          <w:color w:val="FFFFFF" w:themeColor="background1"/>
           <w:sz w:val="20"/>
           <w:szCs w:val="20"/>
         </w:rPr>
@@ -1794,7 +1497,7 @@
         <w:rPr>
           <w:b/>
           <w:bCs/>
-          <w:color w:val="35DBDD"/>
+          <w:color w:val="FFFFFF" w:themeColor="background1"/>
           <w:sz w:val="20"/>
           <w:szCs w:val="20"/>
         </w:rPr>
@@ -1927,16 +1630,16 @@
         <w:rPr>
           <w:b/>
           <w:bCs/>
-          <w:color w:val="35DBDD"/>
-          <w:sz w:val="20"/>
-          <w:szCs w:val="20"/>
-        </w:rPr>
-      </w:pPr>
-      <w:r>
-        <w:rPr>
-          <w:b/>
-          <w:bCs/>
-          <w:color w:val="35DBDD"/>
+          <w:color w:val="FFFFFF" w:themeColor="background1"/>
+          <w:sz w:val="20"/>
+          <w:szCs w:val="20"/>
+        </w:rPr>
+      </w:pPr>
+      <w:r>
+        <w:rPr>
+          <w:b/>
+          <w:bCs/>
+          <w:color w:val="FFFFFF" w:themeColor="background1"/>
           <w:sz w:val="20"/>
           <w:szCs w:val="20"/>
         </w:rPr>
@@ -1946,7 +1649,7 @@
         <w:rPr>
           <w:b/>
           <w:bCs/>
-          <w:color w:val="35DBDD"/>
+          <w:color w:val="FFFFFF" w:themeColor="background1"/>
           <w:sz w:val="20"/>
           <w:szCs w:val="20"/>
         </w:rPr>
@@ -1958,7 +1661,7 @@
           <w:bCs/>
           <w:i/>
           <w:iCs/>
-          <w:color w:val="35DBDD"/>
+          <w:color w:val="FFFFFF" w:themeColor="background1"/>
           <w:sz w:val="20"/>
           <w:szCs w:val="20"/>
         </w:rPr>
@@ -1971,7 +1674,7 @@
           <w:bCs/>
           <w:i/>
           <w:iCs/>
-          <w:color w:val="35DBDD"/>
+          <w:color w:val="FFFFFF" w:themeColor="background1"/>
           <w:sz w:val="20"/>
           <w:szCs w:val="20"/>
           <w:lang w:eastAsia="ko-KR"/>
@@ -1985,7 +1688,7 @@
           <w:bCs/>
           <w:i/>
           <w:iCs/>
-          <w:color w:val="35DBDD"/>
+          <w:color w:val="FFFFFF" w:themeColor="background1"/>
           <w:sz w:val="20"/>
           <w:szCs w:val="20"/>
           <w:lang w:eastAsia="ko-KR"/>
@@ -1999,7 +1702,7 @@
           <w:bCs/>
           <w:i/>
           <w:iCs/>
-          <w:color w:val="35DBDD"/>
+          <w:color w:val="FFFFFF" w:themeColor="background1"/>
           <w:sz w:val="20"/>
           <w:szCs w:val="20"/>
           <w:lang w:eastAsia="ko-KR"/>
@@ -2012,7 +1715,7 @@
           <w:bCs/>
           <w:i/>
           <w:iCs/>
-          <w:color w:val="35DBDD"/>
+          <w:color w:val="FFFFFF" w:themeColor="background1"/>
           <w:sz w:val="20"/>
           <w:szCs w:val="20"/>
         </w:rPr>
@@ -2022,7 +1725,7 @@
         <w:rPr>
           <w:b/>
           <w:bCs/>
-          <w:color w:val="35DBDD"/>
+          <w:color w:val="FFFFFF" w:themeColor="background1"/>
           <w:sz w:val="20"/>
           <w:szCs w:val="20"/>
         </w:rPr>
@@ -2147,18 +1850,27 @@
     <w:p>
       <w:pPr>
         <w:rPr>
-          <w:b/>
-          <w:bCs/>
-          <w:color w:val="35DBDD"/>
-          <w:sz w:val="20"/>
-          <w:szCs w:val="20"/>
-        </w:rPr>
-      </w:pPr>
-      <w:r>
-        <w:rPr>
-          <w:b/>
-          <w:bCs/>
-          <w:color w:val="35DBDD"/>
+          <w:color w:val="35DBDD"/>
+          <w:sz w:val="20"/>
+          <w:szCs w:val="20"/>
+        </w:rPr>
+      </w:pPr>
+    </w:p>
+    <w:p>
+      <w:pPr>
+        <w:rPr>
+          <w:b/>
+          <w:bCs/>
+          <w:color w:val="FFFFFF" w:themeColor="background1"/>
+          <w:sz w:val="20"/>
+          <w:szCs w:val="20"/>
+        </w:rPr>
+      </w:pPr>
+      <w:r>
+        <w:rPr>
+          <w:b/>
+          <w:bCs/>
+          <w:color w:val="FFFFFF" w:themeColor="background1"/>
           <w:sz w:val="20"/>
           <w:szCs w:val="20"/>
         </w:rPr>
@@ -2170,7 +1882,7 @@
           <w:bCs/>
           <w:i/>
           <w:iCs/>
-          <w:color w:val="35DBDD"/>
+          <w:color w:val="FFFFFF" w:themeColor="background1"/>
           <w:sz w:val="20"/>
           <w:szCs w:val="20"/>
         </w:rPr>
@@ -2180,7 +1892,7 @@
         <w:rPr>
           <w:b/>
           <w:bCs/>
-          <w:color w:val="35DBDD"/>
+          <w:color w:val="FFFFFF" w:themeColor="background1"/>
           <w:sz w:val="20"/>
           <w:szCs w:val="20"/>
         </w:rPr>
@@ -2269,16 +1981,16 @@
         <w:rPr>
           <w:b/>
           <w:bCs/>
-          <w:color w:val="35DBDD"/>
-          <w:sz w:val="20"/>
-          <w:szCs w:val="20"/>
-        </w:rPr>
-      </w:pPr>
-      <w:r>
-        <w:rPr>
-          <w:b/>
-          <w:bCs/>
-          <w:color w:val="35DBDD"/>
+          <w:color w:val="FFFFFF" w:themeColor="background1"/>
+          <w:sz w:val="20"/>
+          <w:szCs w:val="20"/>
+        </w:rPr>
+      </w:pPr>
+      <w:r>
+        <w:rPr>
+          <w:b/>
+          <w:bCs/>
+          <w:color w:val="FFFFFF" w:themeColor="background1"/>
           <w:sz w:val="20"/>
           <w:szCs w:val="20"/>
         </w:rPr>
@@ -2288,7 +2000,7 @@
         <w:rPr>
           <w:b/>
           <w:bCs/>
-          <w:color w:val="35DBDD"/>
+          <w:color w:val="FFFFFF" w:themeColor="background1"/>
           <w:sz w:val="20"/>
           <w:szCs w:val="20"/>
         </w:rPr>
@@ -2300,7 +2012,7 @@
           <w:bCs/>
           <w:i/>
           <w:iCs/>
-          <w:color w:val="35DBDD"/>
+          <w:color w:val="FFFFFF" w:themeColor="background1"/>
           <w:sz w:val="20"/>
           <w:szCs w:val="20"/>
         </w:rPr>
@@ -2310,7 +2022,7 @@
         <w:rPr>
           <w:b/>
           <w:bCs/>
-          <w:color w:val="35DBDD"/>
+          <w:color w:val="FFFFFF" w:themeColor="background1"/>
           <w:sz w:val="20"/>
           <w:szCs w:val="20"/>
         </w:rPr>
@@ -2443,27 +2155,27 @@
     <w:p>
       <w:pPr>
         <w:rPr>
-          <w:color w:val="35DBDD"/>
-          <w:sz w:val="20"/>
-          <w:szCs w:val="20"/>
-        </w:rPr>
-      </w:pPr>
-    </w:p>
-    <w:p>
-      <w:pPr>
-        <w:rPr>
-          <w:b/>
-          <w:bCs/>
-          <w:color w:val="35DBDD"/>
-          <w:sz w:val="20"/>
-          <w:szCs w:val="20"/>
-        </w:rPr>
-      </w:pPr>
-      <w:r>
-        <w:rPr>
-          <w:b/>
-          <w:bCs/>
-          <w:color w:val="35DBDD"/>
+          <w:color w:val="FFFFFF" w:themeColor="background1"/>
+          <w:sz w:val="20"/>
+          <w:szCs w:val="20"/>
+        </w:rPr>
+      </w:pPr>
+    </w:p>
+    <w:p>
+      <w:pPr>
+        <w:rPr>
+          <w:b/>
+          <w:bCs/>
+          <w:color w:val="FFFFFF" w:themeColor="background1"/>
+          <w:sz w:val="20"/>
+          <w:szCs w:val="20"/>
+        </w:rPr>
+      </w:pPr>
+      <w:r>
+        <w:rPr>
+          <w:b/>
+          <w:bCs/>
+          <w:color w:val="FFFFFF" w:themeColor="background1"/>
           <w:sz w:val="20"/>
           <w:szCs w:val="20"/>
         </w:rPr>
@@ -2473,7 +2185,7 @@
         <w:rPr>
           <w:b/>
           <w:bCs/>
-          <w:color w:val="35DBDD"/>
+          <w:color w:val="FFFFFF" w:themeColor="background1"/>
           <w:sz w:val="20"/>
           <w:szCs w:val="20"/>
         </w:rPr>
@@ -2483,7 +2195,7 @@
         <w:rPr>
           <w:b/>
           <w:bCs/>
-          <w:color w:val="35DBDD"/>
+          <w:color w:val="FFFFFF" w:themeColor="background1"/>
           <w:sz w:val="20"/>
           <w:szCs w:val="20"/>
         </w:rPr>
@@ -2493,7 +2205,7 @@
         <w:rPr>
           <w:b/>
           <w:bCs/>
-          <w:color w:val="35DBDD"/>
+          <w:color w:val="FFFFFF" w:themeColor="background1"/>
           <w:sz w:val="20"/>
           <w:szCs w:val="20"/>
         </w:rPr>
@@ -2503,7 +2215,7 @@
         <w:rPr>
           <w:b/>
           <w:bCs/>
-          <w:color w:val="35DBDD"/>
+          <w:color w:val="FFFFFF" w:themeColor="background1"/>
           <w:sz w:val="20"/>
           <w:szCs w:val="20"/>
         </w:rPr>
@@ -2515,7 +2227,7 @@
           <w:bCs/>
           <w:i/>
           <w:iCs/>
-          <w:color w:val="35DBDD"/>
+          <w:color w:val="FFFFFF" w:themeColor="background1"/>
           <w:sz w:val="20"/>
           <w:szCs w:val="20"/>
         </w:rPr>
@@ -2525,7 +2237,7 @@
         <w:rPr>
           <w:b/>
           <w:bCs/>
-          <w:color w:val="35DBDD"/>
+          <w:color w:val="FFFFFF" w:themeColor="background1"/>
           <w:sz w:val="20"/>
           <w:szCs w:val="20"/>
         </w:rPr>
@@ -2669,16 +2381,16 @@
         <w:rPr>
           <w:b/>
           <w:bCs/>
-          <w:color w:val="35DBDD"/>
-          <w:sz w:val="20"/>
-          <w:szCs w:val="20"/>
-        </w:rPr>
-      </w:pPr>
-      <w:r>
-        <w:rPr>
-          <w:b/>
-          <w:bCs/>
-          <w:color w:val="35DBDD"/>
+          <w:color w:val="FFFFFF" w:themeColor="background1"/>
+          <w:sz w:val="20"/>
+          <w:szCs w:val="20"/>
+        </w:rPr>
+      </w:pPr>
+      <w:r>
+        <w:rPr>
+          <w:b/>
+          <w:bCs/>
+          <w:color w:val="FFFFFF" w:themeColor="background1"/>
           <w:sz w:val="20"/>
           <w:szCs w:val="20"/>
         </w:rPr>
@@ -2690,7 +2402,7 @@
           <w:bCs/>
           <w:i/>
           <w:iCs/>
-          <w:color w:val="35DBDD"/>
+          <w:color w:val="FFFFFF" w:themeColor="background1"/>
           <w:sz w:val="20"/>
           <w:szCs w:val="20"/>
         </w:rPr>
@@ -2700,7 +2412,7 @@
         <w:rPr>
           <w:b/>
           <w:bCs/>
-          <w:color w:val="35DBDD"/>
+          <w:color w:val="FFFFFF" w:themeColor="background1"/>
           <w:sz w:val="20"/>
           <w:szCs w:val="20"/>
         </w:rPr>
@@ -2789,16 +2501,16 @@
         <w:rPr>
           <w:b/>
           <w:bCs/>
-          <w:color w:val="35DBDD"/>
-          <w:sz w:val="20"/>
-          <w:szCs w:val="20"/>
-        </w:rPr>
-      </w:pPr>
-      <w:r>
-        <w:rPr>
-          <w:b/>
-          <w:bCs/>
-          <w:color w:val="35DBDD"/>
+          <w:color w:val="FFFFFF" w:themeColor="background1"/>
+          <w:sz w:val="20"/>
+          <w:szCs w:val="20"/>
+        </w:rPr>
+      </w:pPr>
+      <w:r>
+        <w:rPr>
+          <w:b/>
+          <w:bCs/>
+          <w:color w:val="FFFFFF" w:themeColor="background1"/>
           <w:sz w:val="20"/>
           <w:szCs w:val="20"/>
         </w:rPr>
@@ -2808,7 +2520,7 @@
         <w:rPr>
           <w:b/>
           <w:bCs/>
-          <w:color w:val="35DBDD"/>
+          <w:color w:val="FFFFFF" w:themeColor="background1"/>
           <w:sz w:val="20"/>
           <w:szCs w:val="20"/>
         </w:rPr>
@@ -2818,7 +2530,7 @@
         <w:rPr>
           <w:b/>
           <w:bCs/>
-          <w:color w:val="35DBDD"/>
+          <w:color w:val="FFFFFF" w:themeColor="background1"/>
           <w:sz w:val="20"/>
           <w:szCs w:val="20"/>
         </w:rPr>
@@ -2828,7 +2540,7 @@
         <w:rPr>
           <w:b/>
           <w:bCs/>
-          <w:color w:val="35DBDD"/>
+          <w:color w:val="FFFFFF" w:themeColor="background1"/>
           <w:sz w:val="20"/>
           <w:szCs w:val="20"/>
         </w:rPr>
@@ -2838,7 +2550,7 @@
         <w:rPr>
           <w:b/>
           <w:bCs/>
-          <w:color w:val="35DBDD"/>
+          <w:color w:val="FFFFFF" w:themeColor="background1"/>
           <w:sz w:val="20"/>
           <w:szCs w:val="20"/>
         </w:rPr>
@@ -2952,16 +2664,16 @@
         <w:rPr>
           <w:b/>
           <w:bCs/>
-          <w:color w:val="35DBDD"/>
-          <w:sz w:val="20"/>
-          <w:szCs w:val="20"/>
-        </w:rPr>
-      </w:pPr>
-      <w:r>
-        <w:rPr>
-          <w:b/>
-          <w:bCs/>
-          <w:color w:val="35DBDD"/>
+          <w:color w:val="FFFFFF" w:themeColor="background1"/>
+          <w:sz w:val="20"/>
+          <w:szCs w:val="20"/>
+        </w:rPr>
+      </w:pPr>
+      <w:r>
+        <w:rPr>
+          <w:b/>
+          <w:bCs/>
+          <w:color w:val="FFFFFF" w:themeColor="background1"/>
           <w:sz w:val="20"/>
           <w:szCs w:val="20"/>
         </w:rPr>
@@ -2971,7 +2683,7 @@
         <w:rPr>
           <w:b/>
           <w:bCs/>
-          <w:color w:val="35DBDD"/>
+          <w:color w:val="FFFFFF" w:themeColor="background1"/>
           <w:sz w:val="20"/>
           <w:szCs w:val="20"/>
         </w:rPr>
@@ -2981,7 +2693,7 @@
         <w:rPr>
           <w:b/>
           <w:bCs/>
-          <w:color w:val="35DBDD"/>
+          <w:color w:val="FFFFFF" w:themeColor="background1"/>
           <w:sz w:val="20"/>
           <w:szCs w:val="20"/>
         </w:rPr>
@@ -2993,7 +2705,7 @@
           <w:bCs/>
           <w:i/>
           <w:iCs/>
-          <w:color w:val="35DBDD"/>
+          <w:color w:val="FFFFFF" w:themeColor="background1"/>
           <w:sz w:val="20"/>
           <w:szCs w:val="20"/>
         </w:rPr>
@@ -3003,7 +2715,7 @@
         <w:rPr>
           <w:b/>
           <w:bCs/>
-          <w:color w:val="35DBDD"/>
+          <w:color w:val="FFFFFF" w:themeColor="background1"/>
           <w:sz w:val="20"/>
           <w:szCs w:val="20"/>
         </w:rPr>
@@ -3083,16 +2795,16 @@
         <w:rPr>
           <w:b/>
           <w:bCs/>
-          <w:color w:val="35DBDD"/>
-          <w:sz w:val="20"/>
-          <w:szCs w:val="20"/>
-        </w:rPr>
-      </w:pPr>
-      <w:r>
-        <w:rPr>
-          <w:b/>
-          <w:bCs/>
-          <w:color w:val="35DBDD"/>
+          <w:color w:val="FFFFFF" w:themeColor="background1"/>
+          <w:sz w:val="20"/>
+          <w:szCs w:val="20"/>
+        </w:rPr>
+      </w:pPr>
+      <w:r>
+        <w:rPr>
+          <w:b/>
+          <w:bCs/>
+          <w:color w:val="FFFFFF" w:themeColor="background1"/>
           <w:sz w:val="20"/>
           <w:szCs w:val="20"/>
         </w:rPr>
@@ -3102,7 +2814,7 @@
         <w:rPr>
           <w:b/>
           <w:bCs/>
-          <w:color w:val="35DBDD"/>
+          <w:color w:val="FFFFFF" w:themeColor="background1"/>
           <w:sz w:val="20"/>
           <w:szCs w:val="20"/>
           <w:vertAlign w:val="superscript"/>
@@ -3113,7 +2825,7 @@
         <w:rPr>
           <w:b/>
           <w:bCs/>
-          <w:color w:val="35DBDD"/>
+          <w:color w:val="FFFFFF" w:themeColor="background1"/>
           <w:sz w:val="20"/>
           <w:szCs w:val="20"/>
         </w:rPr>
@@ -3125,7 +2837,7 @@
           <w:bCs/>
           <w:i/>
           <w:iCs/>
-          <w:color w:val="35DBDD"/>
+          <w:color w:val="FFFFFF" w:themeColor="background1"/>
           <w:sz w:val="20"/>
           <w:szCs w:val="20"/>
         </w:rPr>
@@ -3135,7 +2847,7 @@
         <w:rPr>
           <w:b/>
           <w:bCs/>
-          <w:color w:val="35DBDD"/>
+          <w:color w:val="FFFFFF" w:themeColor="background1"/>
           <w:sz w:val="20"/>
           <w:szCs w:val="20"/>
         </w:rPr>
@@ -3222,49 +2934,21 @@
     <w:p>
       <w:pPr>
         <w:rPr>
-          <w:color w:val="35DBDD"/>
-          <w:sz w:val="20"/>
-          <w:szCs w:val="20"/>
-        </w:rPr>
-      </w:pPr>
-    </w:p>
-    <w:p>
-      <w:pPr>
-        <w:rPr>
-          <w:color w:val="35DBDD"/>
-          <w:sz w:val="20"/>
-          <w:szCs w:val="20"/>
-        </w:rPr>
-      </w:pPr>
-    </w:p>
-    <w:p>
-      <w:pPr>
-        <w:rPr>
-          <w:color w:val="35DBDD"/>
-          <w:sz w:val="20"/>
-          <w:szCs w:val="20"/>
-        </w:rPr>
-      </w:pPr>
-    </w:p>
-    <w:p>
-      <w:pPr>
-        <w:rPr>
-          <w:b/>
-          <w:bCs/>
-          <w:color w:val="35DBDD"/>
-          <w:sz w:val="20"/>
-          <w:szCs w:val="20"/>
-        </w:rPr>
-      </w:pPr>
-      <w:r>
-        <w:rPr>
-          <w:b/>
-          <w:bCs/>
-          <w:color w:val="35DBDD"/>
-          <w:sz w:val="20"/>
-          <w:szCs w:val="20"/>
-        </w:rPr>
-        <w:lastRenderedPageBreak/>
+          <w:b/>
+          <w:bCs/>
+          <w:color w:val="FFFFFF" w:themeColor="background1"/>
+          <w:sz w:val="20"/>
+          <w:szCs w:val="20"/>
+        </w:rPr>
+      </w:pPr>
+      <w:r>
+        <w:rPr>
+          <w:b/>
+          <w:bCs/>
+          <w:color w:val="FFFFFF" w:themeColor="background1"/>
+          <w:sz w:val="20"/>
+          <w:szCs w:val="20"/>
+        </w:rPr>
         <w:t xml:space="preserve">Swing Grip (Day Player) – </w:t>
       </w:r>
       <w:r>
@@ -3273,7 +2957,7 @@
           <w:bCs/>
           <w:i/>
           <w:iCs/>
-          <w:color w:val="35DBDD"/>
+          <w:color w:val="FFFFFF" w:themeColor="background1"/>
           <w:sz w:val="20"/>
           <w:szCs w:val="20"/>
         </w:rPr>
@@ -3283,7 +2967,7 @@
         <w:rPr>
           <w:b/>
           <w:bCs/>
-          <w:color w:val="35DBDD"/>
+          <w:color w:val="FFFFFF" w:themeColor="background1"/>
           <w:sz w:val="20"/>
           <w:szCs w:val="20"/>
         </w:rPr>
@@ -3386,21 +3070,31 @@
     <w:p>
       <w:pPr>
         <w:rPr>
-          <w:b/>
-          <w:bCs/>
-          <w:color w:val="35DBDD"/>
-          <w:sz w:val="20"/>
-          <w:szCs w:val="20"/>
-        </w:rPr>
-      </w:pPr>
-      <w:r>
-        <w:rPr>
-          <w:b/>
-          <w:bCs/>
-          <w:color w:val="35DBDD"/>
-          <w:sz w:val="20"/>
-          <w:szCs w:val="20"/>
-        </w:rPr>
+          <w:color w:val="35DBDD"/>
+          <w:sz w:val="20"/>
+          <w:szCs w:val="20"/>
+        </w:rPr>
+      </w:pPr>
+    </w:p>
+    <w:p>
+      <w:pPr>
+        <w:rPr>
+          <w:b/>
+          <w:bCs/>
+          <w:color w:val="FFFFFF" w:themeColor="background1"/>
+          <w:sz w:val="20"/>
+          <w:szCs w:val="20"/>
+        </w:rPr>
+      </w:pPr>
+      <w:r>
+        <w:rPr>
+          <w:b/>
+          <w:bCs/>
+          <w:color w:val="FFFFFF" w:themeColor="background1"/>
+          <w:sz w:val="20"/>
+          <w:szCs w:val="20"/>
+        </w:rPr>
+        <w:lastRenderedPageBreak/>
         <w:t xml:space="preserve">Key Grip – </w:t>
       </w:r>
       <w:r>
@@ -3409,7 +3103,7 @@
           <w:bCs/>
           <w:i/>
           <w:iCs/>
-          <w:color w:val="35DBDD"/>
+          <w:color w:val="FFFFFF" w:themeColor="background1"/>
           <w:sz w:val="20"/>
           <w:szCs w:val="20"/>
         </w:rPr>
@@ -3419,7 +3113,7 @@
         <w:rPr>
           <w:b/>
           <w:bCs/>
-          <w:color w:val="35DBDD"/>
+          <w:color w:val="FFFFFF" w:themeColor="background1"/>
           <w:sz w:val="20"/>
           <w:szCs w:val="20"/>
         </w:rPr>
@@ -3517,7 +3211,7 @@
         <w:rPr>
           <w:b/>
           <w:bCs/>
-          <w:color w:val="35DBDD"/>
+          <w:color w:val="FFFFFF" w:themeColor="background1"/>
           <w:sz w:val="20"/>
           <w:szCs w:val="20"/>
         </w:rPr>
@@ -3529,7 +3223,7 @@
           <w:bCs/>
           <w:i/>
           <w:iCs/>
-          <w:color w:val="35DBDD"/>
+          <w:color w:val="FFFFFF" w:themeColor="background1"/>
           <w:sz w:val="20"/>
           <w:szCs w:val="20"/>
         </w:rPr>
@@ -3539,7 +3233,7 @@
         <w:rPr>
           <w:b/>
           <w:bCs/>
-          <w:color w:val="35DBDD"/>
+          <w:color w:val="FFFFFF" w:themeColor="background1"/>
           <w:sz w:val="20"/>
           <w:szCs w:val="20"/>
         </w:rPr>
@@ -3628,16 +3322,16 @@
         <w:rPr>
           <w:b/>
           <w:bCs/>
-          <w:color w:val="35DBDD"/>
-          <w:sz w:val="20"/>
-          <w:szCs w:val="20"/>
-        </w:rPr>
-      </w:pPr>
-      <w:r>
-        <w:rPr>
-          <w:b/>
-          <w:bCs/>
-          <w:color w:val="35DBDD"/>
+          <w:color w:val="FFFFFF" w:themeColor="background1"/>
+          <w:sz w:val="20"/>
+          <w:szCs w:val="20"/>
+        </w:rPr>
+      </w:pPr>
+      <w:r>
+        <w:rPr>
+          <w:b/>
+          <w:bCs/>
+          <w:color w:val="FFFFFF" w:themeColor="background1"/>
           <w:sz w:val="20"/>
           <w:szCs w:val="20"/>
         </w:rPr>
@@ -3649,7 +3343,7 @@
           <w:bCs/>
           <w:i/>
           <w:iCs/>
-          <w:color w:val="35DBDD"/>
+          <w:color w:val="FFFFFF" w:themeColor="background1"/>
           <w:sz w:val="20"/>
           <w:szCs w:val="20"/>
         </w:rPr>
@@ -3659,7 +3353,7 @@
         <w:rPr>
           <w:b/>
           <w:bCs/>
-          <w:color w:val="35DBDD"/>
+          <w:color w:val="FFFFFF" w:themeColor="background1"/>
           <w:sz w:val="20"/>
           <w:szCs w:val="20"/>
         </w:rPr>
@@ -3748,16 +3442,16 @@
         <w:rPr>
           <w:b/>
           <w:bCs/>
-          <w:color w:val="35DBDD"/>
-          <w:sz w:val="20"/>
-          <w:szCs w:val="20"/>
-        </w:rPr>
-      </w:pPr>
-      <w:r>
-        <w:rPr>
-          <w:b/>
-          <w:bCs/>
-          <w:color w:val="35DBDD"/>
+          <w:color w:val="FFFFFF" w:themeColor="background1"/>
+          <w:sz w:val="20"/>
+          <w:szCs w:val="20"/>
+        </w:rPr>
+      </w:pPr>
+      <w:r>
+        <w:rPr>
+          <w:b/>
+          <w:bCs/>
+          <w:color w:val="FFFFFF" w:themeColor="background1"/>
           <w:sz w:val="20"/>
           <w:szCs w:val="20"/>
         </w:rPr>
@@ -3769,7 +3463,7 @@
           <w:bCs/>
           <w:i/>
           <w:iCs/>
-          <w:color w:val="35DBDD"/>
+          <w:color w:val="FFFFFF" w:themeColor="background1"/>
           <w:sz w:val="20"/>
           <w:szCs w:val="20"/>
         </w:rPr>
@@ -3779,7 +3473,7 @@
         <w:rPr>
           <w:b/>
           <w:bCs/>
-          <w:color w:val="35DBDD"/>
+          <w:color w:val="FFFFFF" w:themeColor="background1"/>
           <w:sz w:val="20"/>
           <w:szCs w:val="20"/>
         </w:rPr>
@@ -3868,16 +3562,16 @@
         <w:rPr>
           <w:b/>
           <w:bCs/>
-          <w:color w:val="35DBDD"/>
-          <w:sz w:val="20"/>
-          <w:szCs w:val="20"/>
-        </w:rPr>
-      </w:pPr>
-      <w:r>
-        <w:rPr>
-          <w:b/>
-          <w:bCs/>
-          <w:color w:val="35DBDD"/>
+          <w:color w:val="FFFFFF" w:themeColor="background1"/>
+          <w:sz w:val="20"/>
+          <w:szCs w:val="20"/>
+        </w:rPr>
+      </w:pPr>
+      <w:r>
+        <w:rPr>
+          <w:b/>
+          <w:bCs/>
+          <w:color w:val="FFFFFF" w:themeColor="background1"/>
           <w:sz w:val="20"/>
           <w:szCs w:val="20"/>
         </w:rPr>
@@ -3889,7 +3583,7 @@
           <w:bCs/>
           <w:i/>
           <w:iCs/>
-          <w:color w:val="35DBDD"/>
+          <w:color w:val="FFFFFF" w:themeColor="background1"/>
           <w:sz w:val="20"/>
           <w:szCs w:val="20"/>
         </w:rPr>
@@ -3899,7 +3593,7 @@
         <w:rPr>
           <w:b/>
           <w:bCs/>
-          <w:color w:val="35DBDD"/>
+          <w:color w:val="FFFFFF" w:themeColor="background1"/>
           <w:sz w:val="20"/>
           <w:szCs w:val="20"/>
         </w:rPr>
@@ -3988,16 +3682,16 @@
         <w:rPr>
           <w:b/>
           <w:bCs/>
-          <w:color w:val="35DBDD"/>
-          <w:sz w:val="20"/>
-          <w:szCs w:val="20"/>
-        </w:rPr>
-      </w:pPr>
-      <w:r>
-        <w:rPr>
-          <w:b/>
-          <w:bCs/>
-          <w:color w:val="35DBDD"/>
+          <w:color w:val="FFFFFF" w:themeColor="background1"/>
+          <w:sz w:val="20"/>
+          <w:szCs w:val="20"/>
+        </w:rPr>
+      </w:pPr>
+      <w:r>
+        <w:rPr>
+          <w:b/>
+          <w:bCs/>
+          <w:color w:val="FFFFFF" w:themeColor="background1"/>
           <w:sz w:val="20"/>
           <w:szCs w:val="20"/>
         </w:rPr>
@@ -4007,7 +3701,7 @@
         <w:rPr>
           <w:b/>
           <w:bCs/>
-          <w:color w:val="35DBDD"/>
+          <w:color w:val="FFFFFF" w:themeColor="background1"/>
           <w:sz w:val="20"/>
           <w:szCs w:val="20"/>
         </w:rPr>
@@ -4017,7 +3711,7 @@
         <w:rPr>
           <w:b/>
           <w:bCs/>
-          <w:color w:val="35DBDD"/>
+          <w:color w:val="FFFFFF" w:themeColor="background1"/>
           <w:sz w:val="20"/>
           <w:szCs w:val="20"/>
         </w:rPr>
@@ -4029,7 +3723,7 @@
           <w:bCs/>
           <w:i/>
           <w:iCs/>
-          <w:color w:val="35DBDD"/>
+          <w:color w:val="FFFFFF" w:themeColor="background1"/>
           <w:sz w:val="20"/>
           <w:szCs w:val="20"/>
         </w:rPr>
@@ -4039,7 +3733,7 @@
         <w:rPr>
           <w:b/>
           <w:bCs/>
-          <w:color w:val="35DBDD"/>
+          <w:color w:val="FFFFFF" w:themeColor="background1"/>
           <w:sz w:val="20"/>
           <w:szCs w:val="20"/>
         </w:rPr>
@@ -4100,18 +3794,27 @@
     <w:p>
       <w:pPr>
         <w:rPr>
-          <w:b/>
-          <w:bCs/>
-          <w:color w:val="35DBDD"/>
-          <w:sz w:val="20"/>
-          <w:szCs w:val="20"/>
-        </w:rPr>
-      </w:pPr>
-      <w:r>
-        <w:rPr>
-          <w:b/>
-          <w:bCs/>
-          <w:color w:val="35DBDD"/>
+          <w:color w:val="35DBDD"/>
+          <w:sz w:val="20"/>
+          <w:szCs w:val="20"/>
+        </w:rPr>
+      </w:pPr>
+    </w:p>
+    <w:p>
+      <w:pPr>
+        <w:rPr>
+          <w:b/>
+          <w:bCs/>
+          <w:color w:val="FFFFFF" w:themeColor="background1"/>
+          <w:sz w:val="20"/>
+          <w:szCs w:val="20"/>
+        </w:rPr>
+      </w:pPr>
+      <w:r>
+        <w:rPr>
+          <w:b/>
+          <w:bCs/>
+          <w:color w:val="FFFFFF" w:themeColor="background1"/>
           <w:sz w:val="20"/>
           <w:szCs w:val="20"/>
         </w:rPr>
@@ -4123,7 +3826,7 @@
           <w:bCs/>
           <w:i/>
           <w:iCs/>
-          <w:color w:val="35DBDD"/>
+          <w:color w:val="FFFFFF" w:themeColor="background1"/>
           <w:sz w:val="20"/>
           <w:szCs w:val="20"/>
         </w:rPr>
@@ -4133,7 +3836,7 @@
         <w:rPr>
           <w:b/>
           <w:bCs/>
-          <w:color w:val="35DBDD"/>
+          <w:color w:val="FFFFFF" w:themeColor="background1"/>
           <w:sz w:val="20"/>
           <w:szCs w:val="20"/>
         </w:rPr>
@@ -4222,16 +3925,16 @@
         <w:rPr>
           <w:b/>
           <w:bCs/>
-          <w:color w:val="35DBDD"/>
-          <w:sz w:val="20"/>
-          <w:szCs w:val="20"/>
-        </w:rPr>
-      </w:pPr>
-      <w:r>
-        <w:rPr>
-          <w:b/>
-          <w:bCs/>
-          <w:color w:val="35DBDD"/>
+          <w:color w:val="FFFFFF" w:themeColor="background1"/>
+          <w:sz w:val="20"/>
+          <w:szCs w:val="20"/>
+        </w:rPr>
+      </w:pPr>
+      <w:r>
+        <w:rPr>
+          <w:b/>
+          <w:bCs/>
+          <w:color w:val="FFFFFF" w:themeColor="background1"/>
           <w:sz w:val="20"/>
           <w:szCs w:val="20"/>
         </w:rPr>
@@ -4241,7 +3944,7 @@
         <w:rPr>
           <w:b/>
           <w:bCs/>
-          <w:color w:val="35DBDD"/>
+          <w:color w:val="FFFFFF" w:themeColor="background1"/>
           <w:sz w:val="20"/>
           <w:szCs w:val="20"/>
         </w:rPr>
@@ -4253,7 +3956,7 @@
           <w:bCs/>
           <w:i/>
           <w:iCs/>
-          <w:color w:val="35DBDD"/>
+          <w:color w:val="FFFFFF" w:themeColor="background1"/>
           <w:sz w:val="20"/>
           <w:szCs w:val="20"/>
         </w:rPr>
@@ -4263,7 +3966,7 @@
         <w:rPr>
           <w:b/>
           <w:bCs/>
-          <w:color w:val="35DBDD"/>
+          <w:color w:val="FFFFFF" w:themeColor="background1"/>
           <w:sz w:val="20"/>
           <w:szCs w:val="20"/>
         </w:rPr>
@@ -4360,16 +4063,16 @@
         <w:rPr>
           <w:b/>
           <w:bCs/>
-          <w:color w:val="35DBDD"/>
-          <w:sz w:val="20"/>
-          <w:szCs w:val="20"/>
-        </w:rPr>
-      </w:pPr>
-      <w:r>
-        <w:rPr>
-          <w:b/>
-          <w:bCs/>
-          <w:color w:val="35DBDD"/>
+          <w:color w:val="FFFFFF" w:themeColor="background1"/>
+          <w:sz w:val="20"/>
+          <w:szCs w:val="20"/>
+        </w:rPr>
+      </w:pPr>
+      <w:r>
+        <w:rPr>
+          <w:b/>
+          <w:bCs/>
+          <w:color w:val="FFFFFF" w:themeColor="background1"/>
           <w:sz w:val="20"/>
           <w:szCs w:val="20"/>
         </w:rPr>
@@ -4381,7 +4084,7 @@
           <w:bCs/>
           <w:i/>
           <w:iCs/>
-          <w:color w:val="35DBDD"/>
+          <w:color w:val="FFFFFF" w:themeColor="background1"/>
           <w:sz w:val="20"/>
           <w:szCs w:val="20"/>
         </w:rPr>
@@ -4391,7 +4094,7 @@
         <w:rPr>
           <w:b/>
           <w:bCs/>
-          <w:color w:val="35DBDD"/>
+          <w:color w:val="FFFFFF" w:themeColor="background1"/>
           <w:sz w:val="20"/>
           <w:szCs w:val="20"/>
         </w:rPr>
@@ -4463,16 +4166,127 @@
         <w:rPr>
           <w:b/>
           <w:bCs/>
-          <w:color w:val="35DBDD"/>
-          <w:sz w:val="20"/>
-          <w:szCs w:val="20"/>
-        </w:rPr>
-      </w:pPr>
-      <w:r>
-        <w:rPr>
-          <w:b/>
-          <w:bCs/>
-          <w:color w:val="35DBDD"/>
+          <w:color w:val="FFFFFF" w:themeColor="background1"/>
+          <w:sz w:val="20"/>
+          <w:szCs w:val="20"/>
+        </w:rPr>
+      </w:pPr>
+      <w:r>
+        <w:rPr>
+          <w:b/>
+          <w:bCs/>
+          <w:color w:val="FFFFFF" w:themeColor="background1"/>
+          <w:sz w:val="20"/>
+          <w:szCs w:val="20"/>
+        </w:rPr>
+        <w:t xml:space="preserve">Dimmer Board Operator – </w:t>
+      </w:r>
+      <w:r>
+        <w:rPr>
+          <w:b/>
+          <w:bCs/>
+          <w:i/>
+          <w:iCs/>
+          <w:color w:val="FFFFFF" w:themeColor="background1"/>
+          <w:sz w:val="20"/>
+          <w:szCs w:val="20"/>
+        </w:rPr>
+        <w:t>Scream ‘Til You Bleed</w:t>
+      </w:r>
+      <w:r>
+        <w:rPr>
+          <w:b/>
+          <w:bCs/>
+          <w:color w:val="FFFFFF" w:themeColor="background1"/>
+          <w:sz w:val="20"/>
+          <w:szCs w:val="20"/>
+        </w:rPr>
+        <w:t xml:space="preserve"> (Short)</w:t>
+      </w:r>
+    </w:p>
+    <w:p>
+      <w:pPr>
+        <w:rPr>
+          <w:color w:val="35DBDD"/>
+          <w:sz w:val="20"/>
+          <w:szCs w:val="20"/>
+        </w:rPr>
+      </w:pPr>
+      <w:r>
+        <w:rPr>
+          <w:color w:val="35DBDD"/>
+          <w:sz w:val="20"/>
+          <w:szCs w:val="20"/>
+        </w:rPr>
+        <w:t>10/25/2024-10/27/2024</w:t>
+      </w:r>
+    </w:p>
+    <w:p>
+      <w:pPr>
+        <w:rPr>
+          <w:color w:val="35DBDD"/>
+          <w:sz w:val="20"/>
+          <w:szCs w:val="20"/>
+        </w:rPr>
+      </w:pPr>
+      <w:r>
+        <w:rPr>
+          <w:color w:val="35DBDD"/>
+          <w:sz w:val="20"/>
+          <w:szCs w:val="20"/>
+        </w:rPr>
+        <w:t>Director: Eli Buie</w:t>
+      </w:r>
+    </w:p>
+    <w:p>
+      <w:pPr>
+        <w:rPr>
+          <w:color w:val="35DBDD"/>
+          <w:sz w:val="20"/>
+          <w:szCs w:val="20"/>
+        </w:rPr>
+      </w:pPr>
+      <w:r>
+        <w:rPr>
+          <w:color w:val="35DBDD"/>
+          <w:sz w:val="20"/>
+          <w:szCs w:val="20"/>
+        </w:rPr>
+        <w:t>DP: Audrey Weber</w:t>
+      </w:r>
+    </w:p>
+    <w:p>
+      <w:pPr>
+        <w:rPr>
+          <w:color w:val="35DBDD"/>
+          <w:sz w:val="20"/>
+          <w:szCs w:val="20"/>
+        </w:rPr>
+      </w:pPr>
+      <w:r>
+        <w:rPr>
+          <w:color w:val="35DBDD"/>
+          <w:sz w:val="20"/>
+          <w:szCs w:val="20"/>
+        </w:rPr>
+        <w:t>Gaffer: Dominic Mongelli</w:t>
+      </w:r>
+    </w:p>
+    <w:p>
+      <w:pPr>
+        <w:rPr>
+          <w:b/>
+          <w:bCs/>
+          <w:color w:val="FFFFFF" w:themeColor="background1"/>
+          <w:sz w:val="20"/>
+          <w:szCs w:val="20"/>
+        </w:rPr>
+      </w:pPr>
+      <w:r>
+        <w:rPr>
+          <w:b/>
+          <w:bCs/>
+          <w:color w:val="FFFFFF" w:themeColor="background1"/>
           <w:sz w:val="20"/>
           <w:szCs w:val="20"/>
         </w:rPr>
@@ -4485,17 +4299,17 @@
           <w:bCs/>
           <w:i/>
           <w:iCs/>
-          <w:color w:val="35DBDD"/>
-          <w:sz w:val="20"/>
-          <w:szCs w:val="20"/>
-        </w:rPr>
-        <w:t>Scream ‘Til You Bleed</w:t>
-      </w:r>
-      <w:r>
-        <w:rPr>
-          <w:b/>
-          <w:bCs/>
-          <w:color w:val="35DBDD"/>
+          <w:color w:val="FFFFFF" w:themeColor="background1"/>
+          <w:sz w:val="20"/>
+          <w:szCs w:val="20"/>
+        </w:rPr>
+        <w:t>He</w:t>
+      </w:r>
+      <w:r>
+        <w:rPr>
+          <w:b/>
+          <w:bCs/>
+          <w:color w:val="FFFFFF" w:themeColor="background1"/>
           <w:sz w:val="20"/>
           <w:szCs w:val="20"/>
         </w:rPr>
@@ -4516,88 +4330,88 @@
           <w:sz w:val="20"/>
           <w:szCs w:val="20"/>
         </w:rPr>
-        <w:t>10/25/2024-10/27/2024</w:t>
-      </w:r>
-    </w:p>
-    <w:p>
-      <w:pPr>
-        <w:rPr>
-          <w:color w:val="35DBDD"/>
-          <w:sz w:val="20"/>
-          <w:szCs w:val="20"/>
-        </w:rPr>
-      </w:pPr>
-      <w:r>
-        <w:rPr>
-          <w:color w:val="35DBDD"/>
-          <w:sz w:val="20"/>
-          <w:szCs w:val="20"/>
-        </w:rPr>
-        <w:t>Director: Eli Buie</w:t>
-      </w:r>
-    </w:p>
-    <w:p>
-      <w:pPr>
-        <w:rPr>
-          <w:color w:val="35DBDD"/>
-          <w:sz w:val="20"/>
-          <w:szCs w:val="20"/>
-        </w:rPr>
-      </w:pPr>
-      <w:r>
-        <w:rPr>
-          <w:color w:val="35DBDD"/>
-          <w:sz w:val="20"/>
-          <w:szCs w:val="20"/>
-        </w:rPr>
-        <w:t>DP: Audrey Weber</w:t>
-      </w:r>
-    </w:p>
-    <w:p>
-      <w:pPr>
-        <w:rPr>
-          <w:color w:val="35DBDD"/>
-          <w:sz w:val="20"/>
-          <w:szCs w:val="20"/>
-        </w:rPr>
-      </w:pPr>
-      <w:r>
-        <w:rPr>
-          <w:color w:val="35DBDD"/>
-          <w:sz w:val="20"/>
-          <w:szCs w:val="20"/>
-        </w:rPr>
-        <w:t>Gaffer: Dominic Mongelli</w:t>
-      </w:r>
-    </w:p>
-    <w:p>
-      <w:pPr>
-        <w:rPr>
-          <w:color w:val="35DBDD"/>
-          <w:sz w:val="20"/>
-          <w:szCs w:val="20"/>
-        </w:rPr>
-      </w:pPr>
-    </w:p>
-    <w:p>
-      <w:pPr>
-        <w:rPr>
-          <w:b/>
-          <w:bCs/>
-          <w:color w:val="35DBDD"/>
-          <w:sz w:val="20"/>
-          <w:szCs w:val="20"/>
-        </w:rPr>
-      </w:pPr>
-      <w:r>
-        <w:rPr>
-          <w:b/>
-          <w:bCs/>
-          <w:color w:val="35DBDD"/>
-          <w:sz w:val="20"/>
-          <w:szCs w:val="20"/>
-        </w:rPr>
-        <w:t xml:space="preserve">Dimmer Board Operator – </w:t>
+        <w:t>7/10/2024-7/12/2024</w:t>
+      </w:r>
+    </w:p>
+    <w:p>
+      <w:pPr>
+        <w:rPr>
+          <w:color w:val="35DBDD"/>
+          <w:sz w:val="20"/>
+          <w:szCs w:val="20"/>
+        </w:rPr>
+      </w:pPr>
+      <w:r>
+        <w:rPr>
+          <w:color w:val="35DBDD"/>
+          <w:sz w:val="20"/>
+          <w:szCs w:val="20"/>
+        </w:rPr>
+        <w:t>Director: Yihui Hu</w:t>
+      </w:r>
+    </w:p>
+    <w:p>
+      <w:pPr>
+        <w:rPr>
+          <w:color w:val="35DBDD"/>
+          <w:sz w:val="20"/>
+          <w:szCs w:val="20"/>
+        </w:rPr>
+      </w:pPr>
+      <w:r>
+        <w:rPr>
+          <w:color w:val="35DBDD"/>
+          <w:sz w:val="20"/>
+          <w:szCs w:val="20"/>
+        </w:rPr>
+        <w:t>DP: Aris Kai Lui</w:t>
+      </w:r>
+    </w:p>
+    <w:p>
+      <w:pPr>
+        <w:rPr>
+          <w:color w:val="35DBDD"/>
+          <w:sz w:val="20"/>
+          <w:szCs w:val="20"/>
+        </w:rPr>
+      </w:pPr>
+      <w:r>
+        <w:rPr>
+          <w:color w:val="35DBDD"/>
+          <w:sz w:val="20"/>
+          <w:szCs w:val="20"/>
+        </w:rPr>
+        <w:t>Gaffer: Aylene Lopez</w:t>
+      </w:r>
+    </w:p>
+    <w:p>
+      <w:pPr>
+        <w:rPr>
+          <w:color w:val="35DBDD"/>
+          <w:sz w:val="20"/>
+          <w:szCs w:val="20"/>
+        </w:rPr>
+      </w:pPr>
+    </w:p>
+    <w:p>
+      <w:pPr>
+        <w:rPr>
+          <w:b/>
+          <w:bCs/>
+          <w:color w:val="FFFFFF" w:themeColor="background1"/>
+          <w:sz w:val="20"/>
+          <w:szCs w:val="20"/>
+        </w:rPr>
+      </w:pPr>
+      <w:r>
+        <w:rPr>
+          <w:b/>
+          <w:bCs/>
+          <w:color w:val="FFFFFF" w:themeColor="background1"/>
+          <w:sz w:val="20"/>
+          <w:szCs w:val="20"/>
+        </w:rPr>
+        <w:t xml:space="preserve">Swing Electric – </w:t>
       </w:r>
       <w:r>
         <w:rPr>
@@ -4605,17 +4419,17 @@
           <w:bCs/>
           <w:i/>
           <w:iCs/>
-          <w:color w:val="35DBDD"/>
-          <w:sz w:val="20"/>
-          <w:szCs w:val="20"/>
-        </w:rPr>
-        <w:t>He</w:t>
-      </w:r>
-      <w:r>
-        <w:rPr>
-          <w:b/>
-          <w:bCs/>
-          <w:color w:val="35DBDD"/>
+          <w:color w:val="FFFFFF" w:themeColor="background1"/>
+          <w:sz w:val="20"/>
+          <w:szCs w:val="20"/>
+        </w:rPr>
+        <w:t>St. Isaac</w:t>
+      </w:r>
+      <w:r>
+        <w:rPr>
+          <w:b/>
+          <w:bCs/>
+          <w:color w:val="FFFFFF" w:themeColor="background1"/>
           <w:sz w:val="20"/>
           <w:szCs w:val="20"/>
         </w:rPr>
@@ -4636,88 +4450,234 @@
           <w:sz w:val="20"/>
           <w:szCs w:val="20"/>
         </w:rPr>
-        <w:t>7/10/2024-7/12/2024</w:t>
-      </w:r>
-    </w:p>
-    <w:p>
-      <w:pPr>
-        <w:rPr>
-          <w:color w:val="35DBDD"/>
-          <w:sz w:val="20"/>
-          <w:szCs w:val="20"/>
-        </w:rPr>
-      </w:pPr>
-      <w:r>
-        <w:rPr>
-          <w:color w:val="35DBDD"/>
-          <w:sz w:val="20"/>
-          <w:szCs w:val="20"/>
-        </w:rPr>
-        <w:t>Director: Yihui Hu</w:t>
-      </w:r>
-    </w:p>
-    <w:p>
-      <w:pPr>
-        <w:rPr>
-          <w:color w:val="35DBDD"/>
-          <w:sz w:val="20"/>
-          <w:szCs w:val="20"/>
-        </w:rPr>
-      </w:pPr>
-      <w:r>
-        <w:rPr>
-          <w:color w:val="35DBDD"/>
-          <w:sz w:val="20"/>
-          <w:szCs w:val="20"/>
-        </w:rPr>
-        <w:t>DP: Aris Kai Lui</w:t>
-      </w:r>
-    </w:p>
-    <w:p>
-      <w:pPr>
-        <w:rPr>
-          <w:color w:val="35DBDD"/>
-          <w:sz w:val="20"/>
-          <w:szCs w:val="20"/>
-        </w:rPr>
-      </w:pPr>
-      <w:r>
-        <w:rPr>
-          <w:color w:val="35DBDD"/>
-          <w:sz w:val="20"/>
-          <w:szCs w:val="20"/>
-        </w:rPr>
-        <w:t>Gaffer: Aylene Lopez</w:t>
-      </w:r>
-    </w:p>
-    <w:p>
-      <w:pPr>
-        <w:rPr>
-          <w:color w:val="35DBDD"/>
-          <w:sz w:val="20"/>
-          <w:szCs w:val="20"/>
-        </w:rPr>
-      </w:pPr>
-    </w:p>
-    <w:p>
-      <w:pPr>
-        <w:rPr>
-          <w:b/>
-          <w:bCs/>
-          <w:color w:val="35DBDD"/>
-          <w:sz w:val="20"/>
-          <w:szCs w:val="20"/>
-        </w:rPr>
-      </w:pPr>
-      <w:r>
-        <w:rPr>
-          <w:b/>
-          <w:bCs/>
-          <w:color w:val="35DBDD"/>
-          <w:sz w:val="20"/>
-          <w:szCs w:val="20"/>
-        </w:rPr>
-        <w:t xml:space="preserve">Swing Electric – </w:t>
+        <w:t>6/28/2024</w:t>
+      </w:r>
+    </w:p>
+    <w:p>
+      <w:pPr>
+        <w:rPr>
+          <w:color w:val="35DBDD"/>
+          <w:sz w:val="20"/>
+          <w:szCs w:val="20"/>
+        </w:rPr>
+      </w:pPr>
+      <w:r>
+        <w:rPr>
+          <w:color w:val="35DBDD"/>
+          <w:sz w:val="20"/>
+          <w:szCs w:val="20"/>
+        </w:rPr>
+        <w:t>Director: Fred Pelzer</w:t>
+      </w:r>
+    </w:p>
+    <w:p>
+      <w:pPr>
+        <w:rPr>
+          <w:color w:val="35DBDD"/>
+          <w:sz w:val="20"/>
+          <w:szCs w:val="20"/>
+        </w:rPr>
+      </w:pPr>
+      <w:r>
+        <w:rPr>
+          <w:color w:val="35DBDD"/>
+          <w:sz w:val="20"/>
+          <w:szCs w:val="20"/>
+        </w:rPr>
+        <w:t>DP: Meredith Smith</w:t>
+      </w:r>
+    </w:p>
+    <w:p>
+      <w:pPr>
+        <w:rPr>
+          <w:color w:val="35DBDD"/>
+          <w:sz w:val="20"/>
+          <w:szCs w:val="20"/>
+        </w:rPr>
+      </w:pPr>
+      <w:r>
+        <w:rPr>
+          <w:color w:val="35DBDD"/>
+          <w:sz w:val="20"/>
+          <w:szCs w:val="20"/>
+        </w:rPr>
+        <w:t xml:space="preserve">Gaffer: </w:t>
+      </w:r>
+      <w:r>
+        <w:rPr>
+          <w:color w:val="35DBDD"/>
+          <w:sz w:val="20"/>
+          <w:szCs w:val="20"/>
+        </w:rPr>
+        <w:t>Victoria Fitzgerald</w:t>
+      </w:r>
+    </w:p>
+    <w:p>
+      <w:pPr>
+        <w:rPr>
+          <w:color w:val="35DBDD"/>
+          <w:sz w:val="20"/>
+          <w:szCs w:val="20"/>
+        </w:rPr>
+      </w:pPr>
+    </w:p>
+    <w:p>
+      <w:pPr>
+        <w:rPr>
+          <w:b/>
+          <w:bCs/>
+          <w:color w:val="FFFFFF" w:themeColor="background1"/>
+          <w:sz w:val="20"/>
+          <w:szCs w:val="20"/>
+        </w:rPr>
+      </w:pPr>
+      <w:r>
+        <w:rPr>
+          <w:b/>
+          <w:bCs/>
+          <w:color w:val="FFFFFF" w:themeColor="background1"/>
+          <w:sz w:val="20"/>
+          <w:szCs w:val="20"/>
+        </w:rPr>
+        <w:t xml:space="preserve">Dimmer Board Operator – </w:t>
+      </w:r>
+      <w:r>
+        <w:rPr>
+          <w:b/>
+          <w:bCs/>
+          <w:color w:val="FFFFFF" w:themeColor="background1"/>
+          <w:sz w:val="20"/>
+          <w:szCs w:val="20"/>
+        </w:rPr>
+        <w:t>“</w:t>
+      </w:r>
+      <w:r>
+        <w:rPr>
+          <w:b/>
+          <w:bCs/>
+          <w:color w:val="FFFFFF" w:themeColor="background1"/>
+          <w:sz w:val="20"/>
+          <w:szCs w:val="20"/>
+        </w:rPr>
+        <w:t>Lluvia</w:t>
+      </w:r>
+      <w:r>
+        <w:rPr>
+          <w:b/>
+          <w:bCs/>
+          <w:color w:val="FFFFFF" w:themeColor="background1"/>
+          <w:sz w:val="20"/>
+          <w:szCs w:val="20"/>
+        </w:rPr>
+        <w:t>”</w:t>
+      </w:r>
+      <w:r>
+        <w:rPr>
+          <w:b/>
+          <w:bCs/>
+          <w:color w:val="FFFFFF" w:themeColor="background1"/>
+          <w:sz w:val="20"/>
+          <w:szCs w:val="20"/>
+        </w:rPr>
+        <w:t xml:space="preserve"> (Music Video)</w:t>
+      </w:r>
+    </w:p>
+    <w:p>
+      <w:pPr>
+        <w:rPr>
+          <w:color w:val="35DBDD"/>
+          <w:sz w:val="20"/>
+          <w:szCs w:val="20"/>
+        </w:rPr>
+      </w:pPr>
+      <w:r>
+        <w:rPr>
+          <w:color w:val="35DBDD"/>
+          <w:sz w:val="20"/>
+          <w:szCs w:val="20"/>
+        </w:rPr>
+        <w:t>5/30/2024-6/1/2024</w:t>
+      </w:r>
+    </w:p>
+    <w:p>
+      <w:pPr>
+        <w:rPr>
+          <w:color w:val="35DBDD"/>
+          <w:sz w:val="20"/>
+          <w:szCs w:val="20"/>
+        </w:rPr>
+      </w:pPr>
+      <w:r>
+        <w:rPr>
+          <w:color w:val="35DBDD"/>
+          <w:sz w:val="20"/>
+          <w:szCs w:val="20"/>
+        </w:rPr>
+        <w:t>Artist: Kronovox</w:t>
+      </w:r>
+    </w:p>
+    <w:p>
+      <w:pPr>
+        <w:rPr>
+          <w:color w:val="35DBDD"/>
+          <w:sz w:val="20"/>
+          <w:szCs w:val="20"/>
+        </w:rPr>
+      </w:pPr>
+      <w:r>
+        <w:rPr>
+          <w:color w:val="35DBDD"/>
+          <w:sz w:val="20"/>
+          <w:szCs w:val="20"/>
+        </w:rPr>
+        <w:t>DP: Victor Garcés</w:t>
+      </w:r>
+    </w:p>
+    <w:p>
+      <w:pPr>
+        <w:rPr>
+          <w:color w:val="35DBDD"/>
+          <w:sz w:val="20"/>
+          <w:szCs w:val="20"/>
+        </w:rPr>
+      </w:pPr>
+      <w:r>
+        <w:rPr>
+          <w:color w:val="35DBDD"/>
+          <w:sz w:val="20"/>
+          <w:szCs w:val="20"/>
+        </w:rPr>
+        <w:t>Gaffer: Logan Parrish</w:t>
+      </w:r>
+    </w:p>
+    <w:p>
+      <w:pPr>
+        <w:rPr>
+          <w:color w:val="FFFFFF" w:themeColor="background1"/>
+          <w:sz w:val="20"/>
+          <w:szCs w:val="20"/>
+        </w:rPr>
+      </w:pPr>
+    </w:p>
+    <w:p>
+      <w:pPr>
+        <w:rPr>
+          <w:b/>
+          <w:bCs/>
+          <w:color w:val="FFFFFF" w:themeColor="background1"/>
+          <w:sz w:val="20"/>
+          <w:szCs w:val="20"/>
+        </w:rPr>
+      </w:pPr>
+      <w:r>
+        <w:rPr>
+          <w:b/>
+          <w:bCs/>
+          <w:color w:val="FFFFFF" w:themeColor="background1"/>
+          <w:sz w:val="20"/>
+          <w:szCs w:val="20"/>
+        </w:rPr>
+        <w:t xml:space="preserve">Dimmer Board Operator – </w:t>
       </w:r>
       <w:r>
         <w:rPr>
@@ -4725,17 +4685,17 @@
           <w:bCs/>
           <w:i/>
           <w:iCs/>
-          <w:color w:val="35DBDD"/>
-          <w:sz w:val="20"/>
-          <w:szCs w:val="20"/>
-        </w:rPr>
-        <w:t>St. Isaac</w:t>
-      </w:r>
-      <w:r>
-        <w:rPr>
-          <w:b/>
-          <w:bCs/>
-          <w:color w:val="35DBDD"/>
+          <w:color w:val="FFFFFF" w:themeColor="background1"/>
+          <w:sz w:val="20"/>
+          <w:szCs w:val="20"/>
+        </w:rPr>
+        <w:t>Marble Tissues</w:t>
+      </w:r>
+      <w:r>
+        <w:rPr>
+          <w:b/>
+          <w:bCs/>
+          <w:color w:val="FFFFFF" w:themeColor="background1"/>
           <w:sz w:val="20"/>
           <w:szCs w:val="20"/>
         </w:rPr>
@@ -4756,196 +4716,41 @@
           <w:sz w:val="20"/>
           <w:szCs w:val="20"/>
         </w:rPr>
-        <w:t>6/28/2024</w:t>
-      </w:r>
-    </w:p>
-    <w:p>
-      <w:pPr>
-        <w:rPr>
-          <w:color w:val="35DBDD"/>
-          <w:sz w:val="20"/>
-          <w:szCs w:val="20"/>
-        </w:rPr>
-      </w:pPr>
-      <w:r>
-        <w:rPr>
-          <w:color w:val="35DBDD"/>
-          <w:sz w:val="20"/>
-          <w:szCs w:val="20"/>
-        </w:rPr>
-        <w:t>Director: Fred Pelzer</w:t>
-      </w:r>
-    </w:p>
-    <w:p>
-      <w:pPr>
-        <w:rPr>
-          <w:color w:val="35DBDD"/>
-          <w:sz w:val="20"/>
-          <w:szCs w:val="20"/>
-        </w:rPr>
-      </w:pPr>
-      <w:r>
-        <w:rPr>
-          <w:color w:val="35DBDD"/>
-          <w:sz w:val="20"/>
-          <w:szCs w:val="20"/>
-        </w:rPr>
-        <w:t>DP: Meredith Smith</w:t>
-      </w:r>
-    </w:p>
-    <w:p>
-      <w:pPr>
-        <w:rPr>
-          <w:color w:val="35DBDD"/>
-          <w:sz w:val="20"/>
-          <w:szCs w:val="20"/>
-        </w:rPr>
-      </w:pPr>
-      <w:r>
-        <w:rPr>
-          <w:color w:val="35DBDD"/>
-          <w:sz w:val="20"/>
-          <w:szCs w:val="20"/>
-        </w:rPr>
-        <w:t xml:space="preserve">Gaffer: </w:t>
-      </w:r>
-      <w:r>
-        <w:rPr>
-          <w:color w:val="35DBDD"/>
-          <w:sz w:val="20"/>
-          <w:szCs w:val="20"/>
-        </w:rPr>
-        <w:t>Victoria Fitzgerald</w:t>
-      </w:r>
-    </w:p>
-    <w:p>
-      <w:pPr>
-        <w:rPr>
-          <w:color w:val="35DBDD"/>
-          <w:sz w:val="20"/>
-          <w:szCs w:val="20"/>
-        </w:rPr>
-      </w:pPr>
-    </w:p>
-    <w:p>
-      <w:pPr>
-        <w:rPr>
-          <w:color w:val="35DBDD"/>
-          <w:sz w:val="20"/>
-          <w:szCs w:val="20"/>
-        </w:rPr>
-      </w:pPr>
-    </w:p>
-    <w:p>
-      <w:pPr>
-        <w:rPr>
-          <w:b/>
-          <w:bCs/>
-          <w:color w:val="35DBDD"/>
-          <w:sz w:val="20"/>
-          <w:szCs w:val="20"/>
-        </w:rPr>
-      </w:pPr>
-      <w:r>
-        <w:rPr>
-          <w:b/>
-          <w:bCs/>
-          <w:color w:val="35DBDD"/>
-          <w:sz w:val="20"/>
-          <w:szCs w:val="20"/>
-        </w:rPr>
-        <w:t xml:space="preserve">Dimmer Board Operator – </w:t>
-      </w:r>
-      <w:r>
-        <w:rPr>
-          <w:b/>
-          <w:bCs/>
-          <w:color w:val="35DBDD"/>
-          <w:sz w:val="20"/>
-          <w:szCs w:val="20"/>
-        </w:rPr>
-        <w:t>“</w:t>
-      </w:r>
-      <w:r>
-        <w:rPr>
-          <w:b/>
-          <w:bCs/>
-          <w:color w:val="35DBDD"/>
-          <w:sz w:val="20"/>
-          <w:szCs w:val="20"/>
-        </w:rPr>
-        <w:t>Lluvia</w:t>
-      </w:r>
-      <w:r>
-        <w:rPr>
-          <w:b/>
-          <w:bCs/>
-          <w:color w:val="35DBDD"/>
-          <w:sz w:val="20"/>
-          <w:szCs w:val="20"/>
-        </w:rPr>
-        <w:t>”</w:t>
-      </w:r>
-      <w:r>
-        <w:rPr>
-          <w:b/>
-          <w:bCs/>
-          <w:color w:val="35DBDD"/>
-          <w:sz w:val="20"/>
-          <w:szCs w:val="20"/>
-        </w:rPr>
-        <w:t xml:space="preserve"> (Music Video)</w:t>
-      </w:r>
-    </w:p>
-    <w:p>
-      <w:pPr>
-        <w:rPr>
-          <w:color w:val="35DBDD"/>
-          <w:sz w:val="20"/>
-          <w:szCs w:val="20"/>
-        </w:rPr>
-      </w:pPr>
-      <w:r>
-        <w:rPr>
-          <w:color w:val="35DBDD"/>
-          <w:sz w:val="20"/>
-          <w:szCs w:val="20"/>
-        </w:rPr>
-        <w:t>5/30/2024-6/1/2024</w:t>
-      </w:r>
-    </w:p>
-    <w:p>
-      <w:pPr>
-        <w:rPr>
-          <w:color w:val="35DBDD"/>
-          <w:sz w:val="20"/>
-          <w:szCs w:val="20"/>
-        </w:rPr>
-      </w:pPr>
-      <w:r>
-        <w:rPr>
-          <w:color w:val="35DBDD"/>
-          <w:sz w:val="20"/>
-          <w:szCs w:val="20"/>
-        </w:rPr>
-        <w:t>Artist: Kronovox</w:t>
-      </w:r>
-    </w:p>
-    <w:p>
-      <w:pPr>
-        <w:rPr>
-          <w:color w:val="35DBDD"/>
-          <w:sz w:val="20"/>
-          <w:szCs w:val="20"/>
-        </w:rPr>
-      </w:pPr>
-      <w:r>
-        <w:rPr>
-          <w:color w:val="35DBDD"/>
-          <w:sz w:val="20"/>
-          <w:szCs w:val="20"/>
-        </w:rPr>
-        <w:t>DP: Victor Garcés</w:t>
+        <w:t>4/5/2024-4/8/2024, 4/12/2024-4/15/2024</w:t>
+      </w:r>
+    </w:p>
+    <w:p>
+      <w:pPr>
+        <w:rPr>
+          <w:color w:val="35DBDD"/>
+          <w:sz w:val="20"/>
+          <w:szCs w:val="20"/>
+        </w:rPr>
+      </w:pPr>
+      <w:r>
+        <w:rPr>
+          <w:color w:val="35DBDD"/>
+          <w:sz w:val="20"/>
+          <w:szCs w:val="20"/>
+        </w:rPr>
+        <w:t>Director: Karson Kane</w:t>
+      </w:r>
+    </w:p>
+    <w:p>
+      <w:pPr>
+        <w:rPr>
+          <w:color w:val="35DBDD"/>
+          <w:sz w:val="20"/>
+          <w:szCs w:val="20"/>
+        </w:rPr>
+      </w:pPr>
+      <w:r>
+        <w:rPr>
+          <w:color w:val="35DBDD"/>
+          <w:sz w:val="20"/>
+          <w:szCs w:val="20"/>
+        </w:rPr>
+        <w:t>DP: Nick Emmanuele</w:t>
       </w:r>
     </w:p>
     <w:p>
@@ -4979,20 +4784,30 @@
         <w:rPr>
           <w:b/>
           <w:bCs/>
-          <w:color w:val="35DBDD"/>
-          <w:sz w:val="20"/>
-          <w:szCs w:val="20"/>
-        </w:rPr>
-      </w:pPr>
-      <w:r>
-        <w:rPr>
-          <w:b/>
-          <w:bCs/>
-          <w:color w:val="35DBDD"/>
-          <w:sz w:val="20"/>
-          <w:szCs w:val="20"/>
-        </w:rPr>
-        <w:t xml:space="preserve">Dimmer Board Operator – </w:t>
+          <w:color w:val="FFFFFF" w:themeColor="background1"/>
+          <w:sz w:val="20"/>
+          <w:szCs w:val="20"/>
+        </w:rPr>
+      </w:pPr>
+      <w:r>
+        <w:rPr>
+          <w:b/>
+          <w:bCs/>
+          <w:color w:val="FFFFFF" w:themeColor="background1"/>
+          <w:sz w:val="20"/>
+          <w:szCs w:val="20"/>
+        </w:rPr>
+        <w:t xml:space="preserve">Dimmer Board </w:t>
+      </w:r>
+      <w:r>
+        <w:rPr>
+          <w:b/>
+          <w:bCs/>
+          <w:color w:val="FFFFFF" w:themeColor="background1"/>
+          <w:sz w:val="20"/>
+          <w:szCs w:val="20"/>
+        </w:rPr>
+        <w:t xml:space="preserve">Operator – </w:t>
       </w:r>
       <w:r>
         <w:rPr>
@@ -5000,17 +4815,17 @@
           <w:bCs/>
           <w:i/>
           <w:iCs/>
-          <w:color w:val="35DBDD"/>
-          <w:sz w:val="20"/>
-          <w:szCs w:val="20"/>
-        </w:rPr>
-        <w:t>Marble Tissues</w:t>
-      </w:r>
-      <w:r>
-        <w:rPr>
-          <w:b/>
-          <w:bCs/>
-          <w:color w:val="35DBDD"/>
+          <w:color w:val="FFFFFF" w:themeColor="background1"/>
+          <w:sz w:val="20"/>
+          <w:szCs w:val="20"/>
+        </w:rPr>
+        <w:t>Lone Star</w:t>
+      </w:r>
+      <w:r>
+        <w:rPr>
+          <w:b/>
+          <w:bCs/>
+          <w:color w:val="FFFFFF" w:themeColor="background1"/>
           <w:sz w:val="20"/>
           <w:szCs w:val="20"/>
         </w:rPr>
@@ -5031,41 +4846,41 @@
           <w:sz w:val="20"/>
           <w:szCs w:val="20"/>
         </w:rPr>
-        <w:t>4/5/2024-4/8/2024, 4/12/2024-4/15/2024</w:t>
-      </w:r>
-    </w:p>
-    <w:p>
-      <w:pPr>
-        <w:rPr>
-          <w:color w:val="35DBDD"/>
-          <w:sz w:val="20"/>
-          <w:szCs w:val="20"/>
-        </w:rPr>
-      </w:pPr>
-      <w:r>
-        <w:rPr>
-          <w:color w:val="35DBDD"/>
-          <w:sz w:val="20"/>
-          <w:szCs w:val="20"/>
-        </w:rPr>
-        <w:t>Director: Karson Kane</w:t>
-      </w:r>
-    </w:p>
-    <w:p>
-      <w:pPr>
-        <w:rPr>
-          <w:color w:val="35DBDD"/>
-          <w:sz w:val="20"/>
-          <w:szCs w:val="20"/>
-        </w:rPr>
-      </w:pPr>
-      <w:r>
-        <w:rPr>
-          <w:color w:val="35DBDD"/>
-          <w:sz w:val="20"/>
-          <w:szCs w:val="20"/>
-        </w:rPr>
-        <w:t>DP: Nick Emmanuele</w:t>
+        <w:t>3/8/24-3/9/24</w:t>
+      </w:r>
+    </w:p>
+    <w:p>
+      <w:pPr>
+        <w:rPr>
+          <w:color w:val="35DBDD"/>
+          <w:sz w:val="20"/>
+          <w:szCs w:val="20"/>
+        </w:rPr>
+      </w:pPr>
+      <w:r>
+        <w:rPr>
+          <w:color w:val="35DBDD"/>
+          <w:sz w:val="20"/>
+          <w:szCs w:val="20"/>
+        </w:rPr>
+        <w:t>Director: Eli Buie</w:t>
+      </w:r>
+    </w:p>
+    <w:p>
+      <w:pPr>
+        <w:rPr>
+          <w:color w:val="35DBDD"/>
+          <w:sz w:val="20"/>
+          <w:szCs w:val="20"/>
+        </w:rPr>
+      </w:pPr>
+      <w:r>
+        <w:rPr>
+          <w:color w:val="35DBDD"/>
+          <w:sz w:val="20"/>
+          <w:szCs w:val="20"/>
+        </w:rPr>
+        <w:t>DP: Tor Olson</w:t>
       </w:r>
     </w:p>
     <w:p>
@@ -5099,30 +4914,20 @@
         <w:rPr>
           <w:b/>
           <w:bCs/>
-          <w:color w:val="35DBDD"/>
-          <w:sz w:val="20"/>
-          <w:szCs w:val="20"/>
-        </w:rPr>
-      </w:pPr>
-      <w:r>
-        <w:rPr>
-          <w:b/>
-          <w:bCs/>
-          <w:color w:val="35DBDD"/>
-          <w:sz w:val="20"/>
-          <w:szCs w:val="20"/>
-        </w:rPr>
-        <w:t xml:space="preserve">Dimmer Board </w:t>
-      </w:r>
-      <w:r>
-        <w:rPr>
-          <w:b/>
-          <w:bCs/>
-          <w:color w:val="35DBDD"/>
-          <w:sz w:val="20"/>
-          <w:szCs w:val="20"/>
-        </w:rPr>
-        <w:t xml:space="preserve">Operator – </w:t>
+          <w:color w:val="FFFFFF" w:themeColor="background1"/>
+          <w:sz w:val="20"/>
+          <w:szCs w:val="20"/>
+        </w:rPr>
+      </w:pPr>
+      <w:r>
+        <w:rPr>
+          <w:b/>
+          <w:bCs/>
+          <w:color w:val="FFFFFF" w:themeColor="background1"/>
+          <w:sz w:val="20"/>
+          <w:szCs w:val="20"/>
+        </w:rPr>
+        <w:t xml:space="preserve">Electrician – </w:t>
       </w:r>
       <w:r>
         <w:rPr>
@@ -5130,17 +4935,17 @@
           <w:bCs/>
           <w:i/>
           <w:iCs/>
-          <w:color w:val="35DBDD"/>
-          <w:sz w:val="20"/>
-          <w:szCs w:val="20"/>
-        </w:rPr>
-        <w:t>Lone Star</w:t>
-      </w:r>
-      <w:r>
-        <w:rPr>
-          <w:b/>
-          <w:bCs/>
-          <w:color w:val="35DBDD"/>
+          <w:color w:val="FFFFFF" w:themeColor="background1"/>
+          <w:sz w:val="20"/>
+          <w:szCs w:val="20"/>
+        </w:rPr>
+        <w:t>It Ends</w:t>
+      </w:r>
+      <w:r>
+        <w:rPr>
+          <w:b/>
+          <w:bCs/>
+          <w:color w:val="FFFFFF" w:themeColor="background1"/>
           <w:sz w:val="20"/>
           <w:szCs w:val="20"/>
         </w:rPr>
@@ -5161,88 +4966,88 @@
           <w:sz w:val="20"/>
           <w:szCs w:val="20"/>
         </w:rPr>
-        <w:t>3/8/24-3/9/24</w:t>
-      </w:r>
-    </w:p>
-    <w:p>
-      <w:pPr>
-        <w:rPr>
-          <w:color w:val="35DBDD"/>
-          <w:sz w:val="20"/>
-          <w:szCs w:val="20"/>
-        </w:rPr>
-      </w:pPr>
-      <w:r>
-        <w:rPr>
-          <w:color w:val="35DBDD"/>
-          <w:sz w:val="20"/>
-          <w:szCs w:val="20"/>
-        </w:rPr>
-        <w:t>Director: Eli Buie</w:t>
-      </w:r>
-    </w:p>
-    <w:p>
-      <w:pPr>
-        <w:rPr>
-          <w:color w:val="35DBDD"/>
-          <w:sz w:val="20"/>
-          <w:szCs w:val="20"/>
-        </w:rPr>
-      </w:pPr>
-      <w:r>
-        <w:rPr>
-          <w:color w:val="35DBDD"/>
-          <w:sz w:val="20"/>
-          <w:szCs w:val="20"/>
-        </w:rPr>
-        <w:t>DP: Tor Olson</w:t>
-      </w:r>
-    </w:p>
-    <w:p>
-      <w:pPr>
-        <w:rPr>
-          <w:color w:val="35DBDD"/>
-          <w:sz w:val="20"/>
-          <w:szCs w:val="20"/>
-        </w:rPr>
-      </w:pPr>
-      <w:r>
-        <w:rPr>
-          <w:color w:val="35DBDD"/>
-          <w:sz w:val="20"/>
-          <w:szCs w:val="20"/>
-        </w:rPr>
-        <w:t>Gaffer: Logan Parrish</w:t>
-      </w:r>
-    </w:p>
-    <w:p>
-      <w:pPr>
-        <w:rPr>
-          <w:color w:val="35DBDD"/>
-          <w:sz w:val="20"/>
-          <w:szCs w:val="20"/>
-        </w:rPr>
-      </w:pPr>
-    </w:p>
-    <w:p>
-      <w:pPr>
-        <w:rPr>
-          <w:b/>
-          <w:bCs/>
-          <w:color w:val="35DBDD"/>
-          <w:sz w:val="20"/>
-          <w:szCs w:val="20"/>
-        </w:rPr>
-      </w:pPr>
-      <w:r>
-        <w:rPr>
-          <w:b/>
-          <w:bCs/>
-          <w:color w:val="35DBDD"/>
-          <w:sz w:val="20"/>
-          <w:szCs w:val="20"/>
-        </w:rPr>
-        <w:t xml:space="preserve">Electrician – </w:t>
+        <w:t>3/1/24-3/3/24</w:t>
+      </w:r>
+    </w:p>
+    <w:p>
+      <w:pPr>
+        <w:rPr>
+          <w:color w:val="35DBDD"/>
+          <w:sz w:val="20"/>
+          <w:szCs w:val="20"/>
+        </w:rPr>
+      </w:pPr>
+      <w:r>
+        <w:rPr>
+          <w:color w:val="35DBDD"/>
+          <w:sz w:val="20"/>
+          <w:szCs w:val="20"/>
+        </w:rPr>
+        <w:t>Director: Adelle Johns</w:t>
+      </w:r>
+    </w:p>
+    <w:p>
+      <w:pPr>
+        <w:rPr>
+          <w:color w:val="35DBDD"/>
+          <w:sz w:val="20"/>
+          <w:szCs w:val="20"/>
+        </w:rPr>
+      </w:pPr>
+      <w:r>
+        <w:rPr>
+          <w:color w:val="35DBDD"/>
+          <w:sz w:val="20"/>
+          <w:szCs w:val="20"/>
+        </w:rPr>
+        <w:t>DP: Emma Donlevy</w:t>
+      </w:r>
+    </w:p>
+    <w:p>
+      <w:pPr>
+        <w:rPr>
+          <w:color w:val="35DBDD"/>
+          <w:sz w:val="20"/>
+          <w:szCs w:val="20"/>
+        </w:rPr>
+      </w:pPr>
+      <w:r>
+        <w:rPr>
+          <w:color w:val="35DBDD"/>
+          <w:sz w:val="20"/>
+          <w:szCs w:val="20"/>
+        </w:rPr>
+        <w:t>Gaffer: Camden Losch</w:t>
+      </w:r>
+    </w:p>
+    <w:p>
+      <w:pPr>
+        <w:rPr>
+          <w:color w:val="35DBDD"/>
+          <w:sz w:val="20"/>
+          <w:szCs w:val="20"/>
+        </w:rPr>
+      </w:pPr>
+    </w:p>
+    <w:p>
+      <w:pPr>
+        <w:rPr>
+          <w:b/>
+          <w:bCs/>
+          <w:color w:val="FFFFFF" w:themeColor="background1"/>
+          <w:sz w:val="20"/>
+          <w:szCs w:val="20"/>
+        </w:rPr>
+      </w:pPr>
+      <w:r>
+        <w:rPr>
+          <w:b/>
+          <w:bCs/>
+          <w:color w:val="FFFFFF" w:themeColor="background1"/>
+          <w:sz w:val="20"/>
+          <w:szCs w:val="20"/>
+        </w:rPr>
+        <w:t xml:space="preserve">Dimmer Board Operator – </w:t>
       </w:r>
       <w:r>
         <w:rPr>
@@ -5250,115 +5055,115 @@
           <w:bCs/>
           <w:i/>
           <w:iCs/>
-          <w:color w:val="35DBDD"/>
-          <w:sz w:val="20"/>
-          <w:szCs w:val="20"/>
-        </w:rPr>
-        <w:t>It Ends</w:t>
-      </w:r>
-      <w:r>
-        <w:rPr>
-          <w:b/>
-          <w:bCs/>
-          <w:color w:val="35DBDD"/>
-          <w:sz w:val="20"/>
-          <w:szCs w:val="20"/>
-        </w:rPr>
-        <w:t xml:space="preserve"> (Short)</w:t>
-      </w:r>
-    </w:p>
-    <w:p>
-      <w:pPr>
-        <w:rPr>
-          <w:color w:val="35DBDD"/>
-          <w:sz w:val="20"/>
-          <w:szCs w:val="20"/>
-        </w:rPr>
-      </w:pPr>
-      <w:r>
-        <w:rPr>
-          <w:color w:val="35DBDD"/>
-          <w:sz w:val="20"/>
-          <w:szCs w:val="20"/>
-        </w:rPr>
-        <w:t>3/1/24-3/3/24</w:t>
-      </w:r>
-    </w:p>
-    <w:p>
-      <w:pPr>
-        <w:rPr>
-          <w:color w:val="35DBDD"/>
-          <w:sz w:val="20"/>
-          <w:szCs w:val="20"/>
-        </w:rPr>
-      </w:pPr>
-      <w:r>
-        <w:rPr>
-          <w:color w:val="35DBDD"/>
-          <w:sz w:val="20"/>
-          <w:szCs w:val="20"/>
-        </w:rPr>
-        <w:t>Director: Adelle Johns</w:t>
-      </w:r>
-    </w:p>
-    <w:p>
-      <w:pPr>
-        <w:rPr>
-          <w:color w:val="35DBDD"/>
-          <w:sz w:val="20"/>
-          <w:szCs w:val="20"/>
-        </w:rPr>
-      </w:pPr>
-      <w:r>
-        <w:rPr>
-          <w:color w:val="35DBDD"/>
-          <w:sz w:val="20"/>
-          <w:szCs w:val="20"/>
-        </w:rPr>
-        <w:t>DP: Emma Donlevy</w:t>
-      </w:r>
-    </w:p>
-    <w:p>
-      <w:pPr>
-        <w:rPr>
-          <w:color w:val="35DBDD"/>
-          <w:sz w:val="20"/>
-          <w:szCs w:val="20"/>
-        </w:rPr>
-      </w:pPr>
-      <w:r>
-        <w:rPr>
-          <w:color w:val="35DBDD"/>
-          <w:sz w:val="20"/>
-          <w:szCs w:val="20"/>
-        </w:rPr>
-        <w:t>Gaffer: Camden Losch</w:t>
-      </w:r>
-    </w:p>
-    <w:p>
-      <w:pPr>
-        <w:rPr>
-          <w:color w:val="35DBDD"/>
-          <w:sz w:val="20"/>
-          <w:szCs w:val="20"/>
-        </w:rPr>
-      </w:pPr>
-    </w:p>
-    <w:p>
-      <w:pPr>
-        <w:rPr>
-          <w:b/>
-          <w:bCs/>
-          <w:color w:val="35DBDD"/>
-          <w:sz w:val="20"/>
-          <w:szCs w:val="20"/>
-        </w:rPr>
-      </w:pPr>
-      <w:r>
-        <w:rPr>
-          <w:b/>
-          <w:bCs/>
-          <w:color w:val="35DBDD"/>
+          <w:color w:val="FFFFFF" w:themeColor="background1"/>
+          <w:sz w:val="20"/>
+          <w:szCs w:val="20"/>
+        </w:rPr>
+        <w:t>The Leaching</w:t>
+      </w:r>
+      <w:r>
+        <w:rPr>
+          <w:b/>
+          <w:bCs/>
+          <w:color w:val="FFFFFF" w:themeColor="background1"/>
+          <w:sz w:val="20"/>
+          <w:szCs w:val="20"/>
+        </w:rPr>
+        <w:t xml:space="preserve"> (Feature)</w:t>
+      </w:r>
+    </w:p>
+    <w:p>
+      <w:pPr>
+        <w:rPr>
+          <w:color w:val="35DBDD"/>
+          <w:sz w:val="20"/>
+          <w:szCs w:val="20"/>
+        </w:rPr>
+      </w:pPr>
+      <w:r>
+        <w:rPr>
+          <w:color w:val="35DBDD"/>
+          <w:sz w:val="20"/>
+          <w:szCs w:val="20"/>
+        </w:rPr>
+        <w:t>2/28/24-2/29/24, 3/15/24-3/17/24</w:t>
+      </w:r>
+    </w:p>
+    <w:p>
+      <w:pPr>
+        <w:rPr>
+          <w:color w:val="35DBDD"/>
+          <w:sz w:val="20"/>
+          <w:szCs w:val="20"/>
+        </w:rPr>
+      </w:pPr>
+      <w:r>
+        <w:rPr>
+          <w:color w:val="35DBDD"/>
+          <w:sz w:val="20"/>
+          <w:szCs w:val="20"/>
+        </w:rPr>
+        <w:t>Director: Evan Showalter</w:t>
+      </w:r>
+    </w:p>
+    <w:p>
+      <w:pPr>
+        <w:rPr>
+          <w:color w:val="35DBDD"/>
+          <w:sz w:val="20"/>
+          <w:szCs w:val="20"/>
+        </w:rPr>
+      </w:pPr>
+      <w:r>
+        <w:rPr>
+          <w:color w:val="35DBDD"/>
+          <w:sz w:val="20"/>
+          <w:szCs w:val="20"/>
+        </w:rPr>
+        <w:t>DP: Amaryllis Velasquez</w:t>
+      </w:r>
+    </w:p>
+    <w:p>
+      <w:pPr>
+        <w:rPr>
+          <w:color w:val="35DBDD"/>
+          <w:sz w:val="20"/>
+          <w:szCs w:val="20"/>
+        </w:rPr>
+      </w:pPr>
+      <w:r>
+        <w:rPr>
+          <w:color w:val="35DBDD"/>
+          <w:sz w:val="20"/>
+          <w:szCs w:val="20"/>
+        </w:rPr>
+        <w:t>Gaffer: Logan Parrish</w:t>
+      </w:r>
+    </w:p>
+    <w:p>
+      <w:pPr>
+        <w:rPr>
+          <w:color w:val="35DBDD"/>
+          <w:sz w:val="20"/>
+          <w:szCs w:val="20"/>
+        </w:rPr>
+      </w:pPr>
+    </w:p>
+    <w:p>
+      <w:pPr>
+        <w:rPr>
+          <w:b/>
+          <w:bCs/>
+          <w:color w:val="FFFFFF" w:themeColor="background1"/>
+          <w:sz w:val="20"/>
+          <w:szCs w:val="20"/>
+        </w:rPr>
+      </w:pPr>
+      <w:r>
+        <w:rPr>
+          <w:b/>
+          <w:bCs/>
+          <w:color w:val="FFFFFF" w:themeColor="background1"/>
           <w:sz w:val="20"/>
           <w:szCs w:val="20"/>
         </w:rPr>
@@ -5370,72 +5175,72 @@
           <w:bCs/>
           <w:i/>
           <w:iCs/>
-          <w:color w:val="35DBDD"/>
-          <w:sz w:val="20"/>
-          <w:szCs w:val="20"/>
-        </w:rPr>
-        <w:t>The Leaching</w:t>
-      </w:r>
-      <w:r>
-        <w:rPr>
-          <w:b/>
-          <w:bCs/>
-          <w:color w:val="35DBDD"/>
-          <w:sz w:val="20"/>
-          <w:szCs w:val="20"/>
-        </w:rPr>
-        <w:t xml:space="preserve"> (Feature)</w:t>
-      </w:r>
-    </w:p>
-    <w:p>
-      <w:pPr>
-        <w:rPr>
-          <w:color w:val="35DBDD"/>
-          <w:sz w:val="20"/>
-          <w:szCs w:val="20"/>
-        </w:rPr>
-      </w:pPr>
-      <w:r>
-        <w:rPr>
-          <w:color w:val="35DBDD"/>
-          <w:sz w:val="20"/>
-          <w:szCs w:val="20"/>
-        </w:rPr>
-        <w:t>2/28/24-2/29/24, 3/15/24-3/17/24</w:t>
-      </w:r>
-    </w:p>
-    <w:p>
-      <w:pPr>
-        <w:rPr>
-          <w:color w:val="35DBDD"/>
-          <w:sz w:val="20"/>
-          <w:szCs w:val="20"/>
-        </w:rPr>
-      </w:pPr>
-      <w:r>
-        <w:rPr>
-          <w:color w:val="35DBDD"/>
-          <w:sz w:val="20"/>
-          <w:szCs w:val="20"/>
-        </w:rPr>
-        <w:t>Director: Evan Showalter</w:t>
-      </w:r>
-    </w:p>
-    <w:p>
-      <w:pPr>
-        <w:rPr>
-          <w:color w:val="35DBDD"/>
-          <w:sz w:val="20"/>
-          <w:szCs w:val="20"/>
-        </w:rPr>
-      </w:pPr>
-      <w:r>
-        <w:rPr>
-          <w:color w:val="35DBDD"/>
-          <w:sz w:val="20"/>
-          <w:szCs w:val="20"/>
-        </w:rPr>
-        <w:t>DP: Amaryllis Velasquez</w:t>
+          <w:color w:val="FFFFFF" w:themeColor="background1"/>
+          <w:sz w:val="20"/>
+          <w:szCs w:val="20"/>
+        </w:rPr>
+        <w:t>Rose Colored Lenses</w:t>
+      </w:r>
+      <w:r>
+        <w:rPr>
+          <w:b/>
+          <w:bCs/>
+          <w:color w:val="FFFFFF" w:themeColor="background1"/>
+          <w:sz w:val="20"/>
+          <w:szCs w:val="20"/>
+        </w:rPr>
+        <w:t xml:space="preserve"> (Short)</w:t>
+      </w:r>
+    </w:p>
+    <w:p>
+      <w:pPr>
+        <w:rPr>
+          <w:color w:val="35DBDD"/>
+          <w:sz w:val="20"/>
+          <w:szCs w:val="20"/>
+        </w:rPr>
+      </w:pPr>
+      <w:r>
+        <w:rPr>
+          <w:color w:val="35DBDD"/>
+          <w:sz w:val="20"/>
+          <w:szCs w:val="20"/>
+        </w:rPr>
+        <w:t>2/17/24-2/18/24, 2/23/24-2/25/24</w:t>
+      </w:r>
+    </w:p>
+    <w:p>
+      <w:pPr>
+        <w:rPr>
+          <w:color w:val="35DBDD"/>
+          <w:sz w:val="20"/>
+          <w:szCs w:val="20"/>
+        </w:rPr>
+      </w:pPr>
+      <w:r>
+        <w:rPr>
+          <w:color w:val="35DBDD"/>
+          <w:sz w:val="20"/>
+          <w:szCs w:val="20"/>
+        </w:rPr>
+        <w:t>Director: Tanja Meyer and Tyler Grandalski</w:t>
+      </w:r>
+    </w:p>
+    <w:p>
+      <w:pPr>
+        <w:rPr>
+          <w:color w:val="35DBDD"/>
+          <w:sz w:val="20"/>
+          <w:szCs w:val="20"/>
+        </w:rPr>
+      </w:pPr>
+      <w:r>
+        <w:rPr>
+          <w:color w:val="35DBDD"/>
+          <w:sz w:val="20"/>
+          <w:szCs w:val="20"/>
+        </w:rPr>
+        <w:t>DP: Karson Kane</w:t>
       </w:r>
     </w:p>
     <w:p>
@@ -5469,20 +5274,50 @@
         <w:rPr>
           <w:b/>
           <w:bCs/>
-          <w:color w:val="35DBDD"/>
-          <w:sz w:val="20"/>
-          <w:szCs w:val="20"/>
-        </w:rPr>
-      </w:pPr>
-      <w:r>
-        <w:rPr>
-          <w:b/>
-          <w:bCs/>
-          <w:color w:val="35DBDD"/>
-          <w:sz w:val="20"/>
-          <w:szCs w:val="20"/>
-        </w:rPr>
-        <w:t xml:space="preserve">Dimmer Board Operator – </w:t>
+          <w:color w:val="FFFFFF" w:themeColor="background1"/>
+          <w:sz w:val="20"/>
+          <w:szCs w:val="20"/>
+        </w:rPr>
+      </w:pPr>
+      <w:r>
+        <w:rPr>
+          <w:b/>
+          <w:bCs/>
+          <w:color w:val="FFFFFF" w:themeColor="background1"/>
+          <w:sz w:val="20"/>
+          <w:szCs w:val="20"/>
+        </w:rPr>
+        <w:t xml:space="preserve">Grip – </w:t>
+      </w:r>
+      <w:r>
+        <w:rPr>
+          <w:b/>
+          <w:bCs/>
+          <w:color w:val="FFFFFF" w:themeColor="background1"/>
+          <w:sz w:val="20"/>
+          <w:szCs w:val="20"/>
+        </w:rPr>
+        <w:t>“</w:t>
+      </w:r>
+      <w:r>
+        <w:rPr>
+          <w:b/>
+          <w:bCs/>
+          <w:color w:val="FFFFFF" w:themeColor="background1"/>
+          <w:sz w:val="20"/>
+          <w:szCs w:val="20"/>
+        </w:rPr>
+        <w:t>Dancing While Crying in the Middle of Nowhere</w:t>
+      </w:r>
+      <w:r>
+        <w:rPr>
+          <w:b/>
+          <w:bCs/>
+          <w:color w:val="FFFFFF" w:themeColor="background1"/>
+          <w:sz w:val="20"/>
+          <w:szCs w:val="20"/>
+        </w:rPr>
+        <w:t>”</w:t>
       </w:r>
       <w:r>
         <w:rPr>
@@ -5490,72 +5325,72 @@
           <w:bCs/>
           <w:i/>
           <w:iCs/>
-          <w:color w:val="35DBDD"/>
-          <w:sz w:val="20"/>
-          <w:szCs w:val="20"/>
-        </w:rPr>
-        <w:t>Rose Colored Lenses</w:t>
-      </w:r>
-      <w:r>
-        <w:rPr>
-          <w:b/>
-          <w:bCs/>
-          <w:color w:val="35DBDD"/>
-          <w:sz w:val="20"/>
-          <w:szCs w:val="20"/>
-        </w:rPr>
-        <w:t xml:space="preserve"> (Short)</w:t>
-      </w:r>
-    </w:p>
-    <w:p>
-      <w:pPr>
-        <w:rPr>
-          <w:color w:val="35DBDD"/>
-          <w:sz w:val="20"/>
-          <w:szCs w:val="20"/>
-        </w:rPr>
-      </w:pPr>
-      <w:r>
-        <w:rPr>
-          <w:color w:val="35DBDD"/>
-          <w:sz w:val="20"/>
-          <w:szCs w:val="20"/>
-        </w:rPr>
-        <w:t>2/17/24-2/18/24, 2/23/24-2/25/24</w:t>
-      </w:r>
-    </w:p>
-    <w:p>
-      <w:pPr>
-        <w:rPr>
-          <w:color w:val="35DBDD"/>
-          <w:sz w:val="20"/>
-          <w:szCs w:val="20"/>
-        </w:rPr>
-      </w:pPr>
-      <w:r>
-        <w:rPr>
-          <w:color w:val="35DBDD"/>
-          <w:sz w:val="20"/>
-          <w:szCs w:val="20"/>
-        </w:rPr>
-        <w:t>Director: Tanja Meyer and Tyler Grandalski</w:t>
-      </w:r>
-    </w:p>
-    <w:p>
-      <w:pPr>
-        <w:rPr>
-          <w:color w:val="35DBDD"/>
-          <w:sz w:val="20"/>
-          <w:szCs w:val="20"/>
-        </w:rPr>
-      </w:pPr>
-      <w:r>
-        <w:rPr>
-          <w:color w:val="35DBDD"/>
-          <w:sz w:val="20"/>
-          <w:szCs w:val="20"/>
-        </w:rPr>
-        <w:t>DP: Karson Kane</w:t>
+          <w:color w:val="FFFFFF" w:themeColor="background1"/>
+          <w:sz w:val="20"/>
+          <w:szCs w:val="20"/>
+        </w:rPr>
+        <w:t xml:space="preserve"> </w:t>
+      </w:r>
+      <w:r>
+        <w:rPr>
+          <w:b/>
+          <w:bCs/>
+          <w:color w:val="FFFFFF" w:themeColor="background1"/>
+          <w:sz w:val="20"/>
+          <w:szCs w:val="20"/>
+        </w:rPr>
+        <w:t>(Music Visualizer)</w:t>
+      </w:r>
+    </w:p>
+    <w:p>
+      <w:pPr>
+        <w:rPr>
+          <w:color w:val="35DBDD"/>
+          <w:sz w:val="20"/>
+          <w:szCs w:val="20"/>
+        </w:rPr>
+      </w:pPr>
+      <w:r>
+        <w:rPr>
+          <w:color w:val="35DBDD"/>
+          <w:sz w:val="20"/>
+          <w:szCs w:val="20"/>
+        </w:rPr>
+        <w:t>12/17/23</w:t>
+      </w:r>
+    </w:p>
+    <w:p>
+      <w:pPr>
+        <w:rPr>
+          <w:color w:val="35DBDD"/>
+          <w:sz w:val="20"/>
+          <w:szCs w:val="20"/>
+        </w:rPr>
+      </w:pPr>
+      <w:r>
+        <w:rPr>
+          <w:color w:val="35DBDD"/>
+          <w:sz w:val="20"/>
+          <w:szCs w:val="20"/>
+        </w:rPr>
+        <w:t>Director: Noah Keckler</w:t>
+      </w:r>
+    </w:p>
+    <w:p>
+      <w:pPr>
+        <w:rPr>
+          <w:color w:val="35DBDD"/>
+          <w:sz w:val="20"/>
+          <w:szCs w:val="20"/>
+        </w:rPr>
+      </w:pPr>
+      <w:r>
+        <w:rPr>
+          <w:color w:val="35DBDD"/>
+          <w:sz w:val="20"/>
+          <w:szCs w:val="20"/>
+        </w:rPr>
+        <w:t>DP: Sofia Santos</w:t>
       </w:r>
     </w:p>
     <w:p>
@@ -5605,18 +5440,27 @@
     <w:p>
       <w:pPr>
         <w:rPr>
-          <w:b/>
-          <w:bCs/>
-          <w:color w:val="35DBDD"/>
-          <w:sz w:val="20"/>
-          <w:szCs w:val="20"/>
-        </w:rPr>
-      </w:pPr>
-      <w:r>
-        <w:rPr>
-          <w:b/>
-          <w:bCs/>
-          <w:color w:val="35DBDD"/>
+          <w:color w:val="35DBDD"/>
+          <w:sz w:val="20"/>
+          <w:szCs w:val="20"/>
+        </w:rPr>
+      </w:pPr>
+    </w:p>
+    <w:p>
+      <w:pPr>
+        <w:rPr>
+          <w:b/>
+          <w:bCs/>
+          <w:color w:val="FFFFFF" w:themeColor="background1"/>
+          <w:sz w:val="20"/>
+          <w:szCs w:val="20"/>
+        </w:rPr>
+      </w:pPr>
+      <w:r>
+        <w:rPr>
+          <w:b/>
+          <w:bCs/>
+          <w:color w:val="FFFFFF" w:themeColor="background1"/>
           <w:sz w:val="20"/>
           <w:szCs w:val="20"/>
         </w:rPr>
@@ -5627,104 +5471,74 @@
         <w:rPr>
           <w:b/>
           <w:bCs/>
-          <w:color w:val="35DBDD"/>
-          <w:sz w:val="20"/>
-          <w:szCs w:val="20"/>
-        </w:rPr>
-        <w:t>“</w:t>
-      </w:r>
-      <w:r>
-        <w:rPr>
-          <w:b/>
-          <w:bCs/>
-          <w:color w:val="35DBDD"/>
-          <w:sz w:val="20"/>
-          <w:szCs w:val="20"/>
-        </w:rPr>
-        <w:t>Dancing While Crying in the Middle of Nowhere</w:t>
-      </w:r>
-      <w:r>
-        <w:rPr>
-          <w:b/>
-          <w:bCs/>
-          <w:color w:val="35DBDD"/>
-          <w:sz w:val="20"/>
-          <w:szCs w:val="20"/>
-        </w:rPr>
-        <w:t>”</w:t>
-      </w:r>
-      <w:r>
-        <w:rPr>
-          <w:b/>
-          <w:bCs/>
           <w:i/>
           <w:iCs/>
-          <w:color w:val="35DBDD"/>
-          <w:sz w:val="20"/>
-          <w:szCs w:val="20"/>
-        </w:rPr>
-        <w:t xml:space="preserve"> </w:t>
-      </w:r>
-      <w:r>
-        <w:rPr>
-          <w:b/>
-          <w:bCs/>
-          <w:color w:val="35DBDD"/>
-          <w:sz w:val="20"/>
-          <w:szCs w:val="20"/>
-        </w:rPr>
-        <w:t>(Music Visualizer)</w:t>
-      </w:r>
-    </w:p>
-    <w:p>
-      <w:pPr>
-        <w:rPr>
-          <w:color w:val="35DBDD"/>
-          <w:sz w:val="20"/>
-          <w:szCs w:val="20"/>
-        </w:rPr>
-      </w:pPr>
-      <w:r>
-        <w:rPr>
-          <w:color w:val="35DBDD"/>
-          <w:sz w:val="20"/>
-          <w:szCs w:val="20"/>
-        </w:rPr>
-        <w:t>12/17/23</w:t>
-      </w:r>
-    </w:p>
-    <w:p>
-      <w:pPr>
-        <w:rPr>
-          <w:color w:val="35DBDD"/>
-          <w:sz w:val="20"/>
-          <w:szCs w:val="20"/>
-        </w:rPr>
-      </w:pPr>
-      <w:r>
-        <w:rPr>
-          <w:color w:val="35DBDD"/>
-          <w:sz w:val="20"/>
-          <w:szCs w:val="20"/>
-        </w:rPr>
-        <w:t>Director: Noah Keckler</w:t>
-      </w:r>
-    </w:p>
-    <w:p>
-      <w:pPr>
-        <w:rPr>
-          <w:color w:val="35DBDD"/>
-          <w:sz w:val="20"/>
-          <w:szCs w:val="20"/>
-        </w:rPr>
-      </w:pPr>
-      <w:r>
-        <w:rPr>
-          <w:color w:val="35DBDD"/>
-          <w:sz w:val="20"/>
-          <w:szCs w:val="20"/>
-        </w:rPr>
-        <w:t>DP: Sofia Santos</w:t>
+          <w:color w:val="FFFFFF" w:themeColor="background1"/>
+          <w:sz w:val="20"/>
+          <w:szCs w:val="20"/>
+        </w:rPr>
+        <w:t>Rot</w:t>
+      </w:r>
+      <w:r>
+        <w:rPr>
+          <w:b/>
+          <w:bCs/>
+          <w:color w:val="FFFFFF" w:themeColor="background1"/>
+          <w:sz w:val="20"/>
+          <w:szCs w:val="20"/>
+        </w:rPr>
+        <w:t xml:space="preserve"> (Short)</w:t>
+      </w:r>
+    </w:p>
+    <w:p>
+      <w:pPr>
+        <w:rPr>
+          <w:color w:val="35DBDD"/>
+          <w:sz w:val="20"/>
+          <w:szCs w:val="20"/>
+        </w:rPr>
+      </w:pPr>
+      <w:r>
+        <w:rPr>
+          <w:color w:val="35DBDD"/>
+          <w:sz w:val="20"/>
+          <w:szCs w:val="20"/>
+        </w:rPr>
+        <w:t>12/8/23, 12/11/23, 12/13/23</w:t>
+      </w:r>
+    </w:p>
+    <w:p>
+      <w:pPr>
+        <w:rPr>
+          <w:color w:val="35DBDD"/>
+          <w:sz w:val="20"/>
+          <w:szCs w:val="20"/>
+        </w:rPr>
+      </w:pPr>
+      <w:r>
+        <w:rPr>
+          <w:color w:val="35DBDD"/>
+          <w:sz w:val="20"/>
+          <w:szCs w:val="20"/>
+        </w:rPr>
+        <w:t>Director: Fred Pelzer</w:t>
+      </w:r>
+    </w:p>
+    <w:p>
+      <w:pPr>
+        <w:rPr>
+          <w:color w:val="35DBDD"/>
+          <w:sz w:val="20"/>
+          <w:szCs w:val="20"/>
+        </w:rPr>
+      </w:pPr>
+      <w:r>
+        <w:rPr>
+          <w:color w:val="35DBDD"/>
+          <w:sz w:val="20"/>
+          <w:szCs w:val="20"/>
+        </w:rPr>
+        <w:t>DP: Meredith Smith</w:t>
       </w:r>
     </w:p>
     <w:p>
@@ -5758,20 +5572,130 @@
         <w:rPr>
           <w:b/>
           <w:bCs/>
-          <w:color w:val="35DBDD"/>
-          <w:sz w:val="20"/>
-          <w:szCs w:val="20"/>
-        </w:rPr>
-      </w:pPr>
-      <w:r>
-        <w:rPr>
-          <w:b/>
-          <w:bCs/>
-          <w:color w:val="35DBDD"/>
-          <w:sz w:val="20"/>
-          <w:szCs w:val="20"/>
-        </w:rPr>
-        <w:t xml:space="preserve">Grip – </w:t>
+          <w:color w:val="FFFFFF" w:themeColor="background1"/>
+          <w:sz w:val="20"/>
+          <w:szCs w:val="20"/>
+        </w:rPr>
+      </w:pPr>
+      <w:r>
+        <w:rPr>
+          <w:b/>
+          <w:bCs/>
+          <w:color w:val="FFFFFF" w:themeColor="background1"/>
+          <w:sz w:val="20"/>
+          <w:szCs w:val="20"/>
+        </w:rPr>
+        <w:t xml:space="preserve">Swing Electric – </w:t>
+      </w:r>
+      <w:r>
+        <w:rPr>
+          <w:b/>
+          <w:bCs/>
+          <w:color w:val="FFFFFF" w:themeColor="background1"/>
+          <w:sz w:val="20"/>
+          <w:szCs w:val="20"/>
+        </w:rPr>
+        <w:t>“</w:t>
+      </w:r>
+      <w:r>
+        <w:rPr>
+          <w:b/>
+          <w:bCs/>
+          <w:color w:val="FFFFFF" w:themeColor="background1"/>
+          <w:sz w:val="20"/>
+          <w:szCs w:val="20"/>
+        </w:rPr>
+        <w:t>Don’t Speak</w:t>
+      </w:r>
+      <w:r>
+        <w:rPr>
+          <w:b/>
+          <w:bCs/>
+          <w:color w:val="FFFFFF" w:themeColor="background1"/>
+          <w:sz w:val="20"/>
+          <w:szCs w:val="20"/>
+        </w:rPr>
+        <w:t>”</w:t>
+      </w:r>
+      <w:r>
+        <w:rPr>
+          <w:b/>
+          <w:bCs/>
+          <w:color w:val="FFFFFF" w:themeColor="background1"/>
+          <w:sz w:val="20"/>
+          <w:szCs w:val="20"/>
+        </w:rPr>
+        <w:t xml:space="preserve"> + </w:t>
+      </w:r>
+      <w:r>
+        <w:rPr>
+          <w:b/>
+          <w:bCs/>
+          <w:color w:val="FFFFFF" w:themeColor="background1"/>
+          <w:sz w:val="20"/>
+          <w:szCs w:val="20"/>
+        </w:rPr>
+        <w:t>“</w:t>
+      </w:r>
+      <w:r>
+        <w:rPr>
+          <w:b/>
+          <w:bCs/>
+          <w:color w:val="FFFFFF" w:themeColor="background1"/>
+          <w:sz w:val="20"/>
+          <w:szCs w:val="20"/>
+        </w:rPr>
+        <w:t>No Melody</w:t>
+      </w:r>
+      <w:r>
+        <w:rPr>
+          <w:b/>
+          <w:bCs/>
+          <w:color w:val="FFFFFF" w:themeColor="background1"/>
+          <w:sz w:val="20"/>
+          <w:szCs w:val="20"/>
+        </w:rPr>
+        <w:t>”</w:t>
+      </w:r>
+      <w:r>
+        <w:rPr>
+          <w:b/>
+          <w:bCs/>
+          <w:color w:val="FFFFFF" w:themeColor="background1"/>
+          <w:sz w:val="20"/>
+          <w:szCs w:val="20"/>
+        </w:rPr>
+        <w:t xml:space="preserve"> + </w:t>
+      </w:r>
+      <w:r>
+        <w:rPr>
+          <w:b/>
+          <w:bCs/>
+          <w:color w:val="FFFFFF" w:themeColor="background1"/>
+          <w:sz w:val="20"/>
+          <w:szCs w:val="20"/>
+        </w:rPr>
+        <w:t>“</w:t>
+      </w:r>
+      <w:r>
+        <w:rPr>
+          <w:b/>
+          <w:bCs/>
+          <w:color w:val="FFFFFF" w:themeColor="background1"/>
+          <w:sz w:val="20"/>
+          <w:szCs w:val="20"/>
+        </w:rPr>
+        <w:t>Eureka</w:t>
+      </w:r>
+      <w:r>
+        <w:rPr>
+          <w:b/>
+          <w:bCs/>
+          <w:color w:val="FFFFFF" w:themeColor="background1"/>
+          <w:sz w:val="20"/>
+          <w:szCs w:val="20"/>
+        </w:rPr>
+        <w:t>”</w:t>
       </w:r>
       <w:r>
         <w:rPr>
@@ -5779,72 +5703,72 @@
           <w:bCs/>
           <w:i/>
           <w:iCs/>
-          <w:color w:val="35DBDD"/>
-          <w:sz w:val="20"/>
-          <w:szCs w:val="20"/>
-        </w:rPr>
-        <w:t>Rot</w:t>
-      </w:r>
-      <w:r>
-        <w:rPr>
-          <w:b/>
-          <w:bCs/>
-          <w:color w:val="35DBDD"/>
-          <w:sz w:val="20"/>
-          <w:szCs w:val="20"/>
-        </w:rPr>
-        <w:t xml:space="preserve"> (Short)</w:t>
-      </w:r>
-    </w:p>
-    <w:p>
-      <w:pPr>
-        <w:rPr>
-          <w:color w:val="35DBDD"/>
-          <w:sz w:val="20"/>
-          <w:szCs w:val="20"/>
-        </w:rPr>
-      </w:pPr>
-      <w:r>
-        <w:rPr>
-          <w:color w:val="35DBDD"/>
-          <w:sz w:val="20"/>
-          <w:szCs w:val="20"/>
-        </w:rPr>
-        <w:t>12/8/23, 12/11/23, 12/13/23</w:t>
-      </w:r>
-    </w:p>
-    <w:p>
-      <w:pPr>
-        <w:rPr>
-          <w:color w:val="35DBDD"/>
-          <w:sz w:val="20"/>
-          <w:szCs w:val="20"/>
-        </w:rPr>
-      </w:pPr>
-      <w:r>
-        <w:rPr>
-          <w:color w:val="35DBDD"/>
-          <w:sz w:val="20"/>
-          <w:szCs w:val="20"/>
-        </w:rPr>
-        <w:t>Director: Fred Pelzer</w:t>
-      </w:r>
-    </w:p>
-    <w:p>
-      <w:pPr>
-        <w:rPr>
-          <w:color w:val="35DBDD"/>
-          <w:sz w:val="20"/>
-          <w:szCs w:val="20"/>
-        </w:rPr>
-      </w:pPr>
-      <w:r>
-        <w:rPr>
-          <w:color w:val="35DBDD"/>
-          <w:sz w:val="20"/>
-          <w:szCs w:val="20"/>
-        </w:rPr>
-        <w:t>DP: Meredith Smith</w:t>
+          <w:color w:val="FFFFFF" w:themeColor="background1"/>
+          <w:sz w:val="20"/>
+          <w:szCs w:val="20"/>
+        </w:rPr>
+        <w:t xml:space="preserve"> </w:t>
+      </w:r>
+      <w:r>
+        <w:rPr>
+          <w:b/>
+          <w:bCs/>
+          <w:color w:val="FFFFFF" w:themeColor="background1"/>
+          <w:sz w:val="20"/>
+          <w:szCs w:val="20"/>
+        </w:rPr>
+        <w:t>(Music Video)</w:t>
+      </w:r>
+    </w:p>
+    <w:p>
+      <w:pPr>
+        <w:rPr>
+          <w:color w:val="35DBDD"/>
+          <w:sz w:val="20"/>
+          <w:szCs w:val="20"/>
+        </w:rPr>
+      </w:pPr>
+      <w:r>
+        <w:rPr>
+          <w:color w:val="35DBDD"/>
+          <w:sz w:val="20"/>
+          <w:szCs w:val="20"/>
+        </w:rPr>
+        <w:t>12/1/23-12/3/23</w:t>
+      </w:r>
+    </w:p>
+    <w:p>
+      <w:pPr>
+        <w:rPr>
+          <w:color w:val="35DBDD"/>
+          <w:sz w:val="20"/>
+          <w:szCs w:val="20"/>
+        </w:rPr>
+      </w:pPr>
+      <w:r>
+        <w:rPr>
+          <w:color w:val="35DBDD"/>
+          <w:sz w:val="20"/>
+          <w:szCs w:val="20"/>
+        </w:rPr>
+        <w:t>Director: Dallys Dorsey</w:t>
+      </w:r>
+    </w:p>
+    <w:p>
+      <w:pPr>
+        <w:rPr>
+          <w:color w:val="35DBDD"/>
+          <w:sz w:val="20"/>
+          <w:szCs w:val="20"/>
+        </w:rPr>
+      </w:pPr>
+      <w:r>
+        <w:rPr>
+          <w:color w:val="35DBDD"/>
+          <w:sz w:val="20"/>
+          <w:szCs w:val="20"/>
+        </w:rPr>
+        <w:t>DP: Danny Lencioni</w:t>
       </w:r>
     </w:p>
     <w:p>
@@ -5878,130 +5802,20 @@
         <w:rPr>
           <w:b/>
           <w:bCs/>
-          <w:color w:val="35DBDD"/>
-          <w:sz w:val="20"/>
-          <w:szCs w:val="20"/>
-        </w:rPr>
-      </w:pPr>
-      <w:r>
-        <w:rPr>
-          <w:b/>
-          <w:bCs/>
-          <w:color w:val="35DBDD"/>
-          <w:sz w:val="20"/>
-          <w:szCs w:val="20"/>
-        </w:rPr>
-        <w:t xml:space="preserve">Swing Electric – </w:t>
-      </w:r>
-      <w:r>
-        <w:rPr>
-          <w:b/>
-          <w:bCs/>
-          <w:color w:val="35DBDD"/>
-          <w:sz w:val="20"/>
-          <w:szCs w:val="20"/>
-        </w:rPr>
-        <w:t>“</w:t>
-      </w:r>
-      <w:r>
-        <w:rPr>
-          <w:b/>
-          <w:bCs/>
-          <w:color w:val="35DBDD"/>
-          <w:sz w:val="20"/>
-          <w:szCs w:val="20"/>
-        </w:rPr>
-        <w:t>Don’t Speak</w:t>
-      </w:r>
-      <w:r>
-        <w:rPr>
-          <w:b/>
-          <w:bCs/>
-          <w:color w:val="35DBDD"/>
-          <w:sz w:val="20"/>
-          <w:szCs w:val="20"/>
-        </w:rPr>
-        <w:t>”</w:t>
-      </w:r>
-      <w:r>
-        <w:rPr>
-          <w:b/>
-          <w:bCs/>
-          <w:color w:val="35DBDD"/>
-          <w:sz w:val="20"/>
-          <w:szCs w:val="20"/>
-        </w:rPr>
-        <w:t xml:space="preserve"> + </w:t>
-      </w:r>
-      <w:r>
-        <w:rPr>
-          <w:b/>
-          <w:bCs/>
-          <w:color w:val="35DBDD"/>
-          <w:sz w:val="20"/>
-          <w:szCs w:val="20"/>
-        </w:rPr>
-        <w:t>“</w:t>
-      </w:r>
-      <w:r>
-        <w:rPr>
-          <w:b/>
-          <w:bCs/>
-          <w:color w:val="35DBDD"/>
-          <w:sz w:val="20"/>
-          <w:szCs w:val="20"/>
-        </w:rPr>
-        <w:t>No Melody</w:t>
-      </w:r>
-      <w:r>
-        <w:rPr>
-          <w:b/>
-          <w:bCs/>
-          <w:color w:val="35DBDD"/>
-          <w:sz w:val="20"/>
-          <w:szCs w:val="20"/>
-        </w:rPr>
-        <w:t>”</w:t>
-      </w:r>
-      <w:r>
-        <w:rPr>
-          <w:b/>
-          <w:bCs/>
-          <w:color w:val="35DBDD"/>
-          <w:sz w:val="20"/>
-          <w:szCs w:val="20"/>
-        </w:rPr>
-        <w:t xml:space="preserve"> + </w:t>
-      </w:r>
-      <w:r>
-        <w:rPr>
-          <w:b/>
-          <w:bCs/>
-          <w:color w:val="35DBDD"/>
-          <w:sz w:val="20"/>
-          <w:szCs w:val="20"/>
-        </w:rPr>
-        <w:t>“</w:t>
-      </w:r>
-      <w:r>
-        <w:rPr>
-          <w:b/>
-          <w:bCs/>
-          <w:color w:val="35DBDD"/>
-          <w:sz w:val="20"/>
-          <w:szCs w:val="20"/>
-        </w:rPr>
-        <w:t>Eureka</w:t>
-      </w:r>
-      <w:r>
-        <w:rPr>
-          <w:b/>
-          <w:bCs/>
-          <w:color w:val="35DBDD"/>
-          <w:sz w:val="20"/>
-          <w:szCs w:val="20"/>
-        </w:rPr>
-        <w:t>”</w:t>
+          <w:color w:val="FFFFFF" w:themeColor="background1"/>
+          <w:sz w:val="20"/>
+          <w:szCs w:val="20"/>
+        </w:rPr>
+      </w:pPr>
+      <w:r>
+        <w:rPr>
+          <w:b/>
+          <w:bCs/>
+          <w:color w:val="FFFFFF" w:themeColor="background1"/>
+          <w:sz w:val="20"/>
+          <w:szCs w:val="20"/>
+        </w:rPr>
+        <w:t xml:space="preserve">Grip – </w:t>
       </w:r>
       <w:r>
         <w:rPr>
@@ -6009,72 +5823,72 @@
           <w:bCs/>
           <w:i/>
           <w:iCs/>
-          <w:color w:val="35DBDD"/>
-          <w:sz w:val="20"/>
-          <w:szCs w:val="20"/>
-        </w:rPr>
-        <w:t xml:space="preserve"> </w:t>
-      </w:r>
-      <w:r>
-        <w:rPr>
-          <w:b/>
-          <w:bCs/>
-          <w:color w:val="35DBDD"/>
-          <w:sz w:val="20"/>
-          <w:szCs w:val="20"/>
-        </w:rPr>
-        <w:t>(Music Video)</w:t>
-      </w:r>
-    </w:p>
-    <w:p>
-      <w:pPr>
-        <w:rPr>
-          <w:color w:val="35DBDD"/>
-          <w:sz w:val="20"/>
-          <w:szCs w:val="20"/>
-        </w:rPr>
-      </w:pPr>
-      <w:r>
-        <w:rPr>
-          <w:color w:val="35DBDD"/>
-          <w:sz w:val="20"/>
-          <w:szCs w:val="20"/>
-        </w:rPr>
-        <w:t>12/1/23-12/3/23</w:t>
-      </w:r>
-    </w:p>
-    <w:p>
-      <w:pPr>
-        <w:rPr>
-          <w:color w:val="35DBDD"/>
-          <w:sz w:val="20"/>
-          <w:szCs w:val="20"/>
-        </w:rPr>
-      </w:pPr>
-      <w:r>
-        <w:rPr>
-          <w:color w:val="35DBDD"/>
-          <w:sz w:val="20"/>
-          <w:szCs w:val="20"/>
-        </w:rPr>
-        <w:t>Director: Dallys Dorsey</w:t>
-      </w:r>
-    </w:p>
-    <w:p>
-      <w:pPr>
-        <w:rPr>
-          <w:color w:val="35DBDD"/>
-          <w:sz w:val="20"/>
-          <w:szCs w:val="20"/>
-        </w:rPr>
-      </w:pPr>
-      <w:r>
-        <w:rPr>
-          <w:color w:val="35DBDD"/>
-          <w:sz w:val="20"/>
-          <w:szCs w:val="20"/>
-        </w:rPr>
-        <w:t>DP: Danny Lencioni</w:t>
+          <w:color w:val="FFFFFF" w:themeColor="background1"/>
+          <w:sz w:val="20"/>
+          <w:szCs w:val="20"/>
+        </w:rPr>
+        <w:t>Just a Drop</w:t>
+      </w:r>
+      <w:r>
+        <w:rPr>
+          <w:b/>
+          <w:bCs/>
+          <w:color w:val="FFFFFF" w:themeColor="background1"/>
+          <w:sz w:val="20"/>
+          <w:szCs w:val="20"/>
+        </w:rPr>
+        <w:t xml:space="preserve"> (Short)</w:t>
+      </w:r>
+    </w:p>
+    <w:p>
+      <w:pPr>
+        <w:rPr>
+          <w:color w:val="35DBDD"/>
+          <w:sz w:val="20"/>
+          <w:szCs w:val="20"/>
+        </w:rPr>
+      </w:pPr>
+      <w:r>
+        <w:rPr>
+          <w:color w:val="35DBDD"/>
+          <w:sz w:val="20"/>
+          <w:szCs w:val="20"/>
+        </w:rPr>
+        <w:t>11/11/23</w:t>
+      </w:r>
+    </w:p>
+    <w:p>
+      <w:pPr>
+        <w:rPr>
+          <w:color w:val="35DBDD"/>
+          <w:sz w:val="20"/>
+          <w:szCs w:val="20"/>
+        </w:rPr>
+      </w:pPr>
+      <w:r>
+        <w:rPr>
+          <w:color w:val="35DBDD"/>
+          <w:sz w:val="20"/>
+          <w:szCs w:val="20"/>
+        </w:rPr>
+        <w:t>Director: Evan Showalter</w:t>
+      </w:r>
+    </w:p>
+    <w:p>
+      <w:pPr>
+        <w:rPr>
+          <w:color w:val="35DBDD"/>
+          <w:sz w:val="20"/>
+          <w:szCs w:val="20"/>
+        </w:rPr>
+      </w:pPr>
+      <w:r>
+        <w:rPr>
+          <w:color w:val="35DBDD"/>
+          <w:sz w:val="20"/>
+          <w:szCs w:val="20"/>
+        </w:rPr>
+        <w:t>DP: Sofia Santos</w:t>
       </w:r>
     </w:p>
     <w:p>
@@ -6108,16 +5922,16 @@
         <w:rPr>
           <w:b/>
           <w:bCs/>
-          <w:color w:val="35DBDD"/>
-          <w:sz w:val="20"/>
-          <w:szCs w:val="20"/>
-        </w:rPr>
-      </w:pPr>
-      <w:r>
-        <w:rPr>
-          <w:b/>
-          <w:bCs/>
-          <w:color w:val="35DBDD"/>
+          <w:color w:val="FFFFFF" w:themeColor="background1"/>
+          <w:sz w:val="20"/>
+          <w:szCs w:val="20"/>
+        </w:rPr>
+      </w:pPr>
+      <w:r>
+        <w:rPr>
+          <w:b/>
+          <w:bCs/>
+          <w:color w:val="FFFFFF" w:themeColor="background1"/>
           <w:sz w:val="20"/>
           <w:szCs w:val="20"/>
         </w:rPr>
@@ -6129,119 +5943,11 @@
           <w:bCs/>
           <w:i/>
           <w:iCs/>
-          <w:color w:val="35DBDD"/>
-          <w:sz w:val="20"/>
-          <w:szCs w:val="20"/>
-        </w:rPr>
-        <w:t>Just a Drop</w:t>
-      </w:r>
-      <w:r>
-        <w:rPr>
-          <w:b/>
-          <w:bCs/>
-          <w:color w:val="35DBDD"/>
-          <w:sz w:val="20"/>
-          <w:szCs w:val="20"/>
-        </w:rPr>
-        <w:t xml:space="preserve"> (Short)</w:t>
-      </w:r>
-    </w:p>
-    <w:p>
-      <w:pPr>
-        <w:rPr>
-          <w:color w:val="35DBDD"/>
-          <w:sz w:val="20"/>
-          <w:szCs w:val="20"/>
-        </w:rPr>
-      </w:pPr>
-      <w:r>
-        <w:rPr>
-          <w:color w:val="35DBDD"/>
-          <w:sz w:val="20"/>
-          <w:szCs w:val="20"/>
-        </w:rPr>
-        <w:t>11/11/23</w:t>
-      </w:r>
-    </w:p>
-    <w:p>
-      <w:pPr>
-        <w:rPr>
-          <w:color w:val="35DBDD"/>
-          <w:sz w:val="20"/>
-          <w:szCs w:val="20"/>
-        </w:rPr>
-      </w:pPr>
-      <w:r>
-        <w:rPr>
-          <w:color w:val="35DBDD"/>
-          <w:sz w:val="20"/>
-          <w:szCs w:val="20"/>
-        </w:rPr>
-        <w:t>Director: Evan Showalter</w:t>
-      </w:r>
-    </w:p>
-    <w:p>
-      <w:pPr>
-        <w:rPr>
-          <w:color w:val="35DBDD"/>
-          <w:sz w:val="20"/>
-          <w:szCs w:val="20"/>
-        </w:rPr>
-      </w:pPr>
-      <w:r>
-        <w:rPr>
-          <w:color w:val="35DBDD"/>
-          <w:sz w:val="20"/>
-          <w:szCs w:val="20"/>
-        </w:rPr>
-        <w:t>DP: Sofia Santos</w:t>
-      </w:r>
-    </w:p>
-    <w:p>
-      <w:pPr>
-        <w:rPr>
-          <w:color w:val="35DBDD"/>
-          <w:sz w:val="20"/>
-          <w:szCs w:val="20"/>
-        </w:rPr>
-      </w:pPr>
-      <w:r>
-        <w:rPr>
-          <w:color w:val="35DBDD"/>
-          <w:sz w:val="20"/>
-          <w:szCs w:val="20"/>
-        </w:rPr>
-        <w:t>Gaffer: Logan Parrish</w:t>
-      </w:r>
-    </w:p>
-    <w:p>
-      <w:pPr>
-        <w:rPr>
-          <w:color w:val="35DBDD"/>
-          <w:sz w:val="20"/>
-          <w:szCs w:val="20"/>
-        </w:rPr>
-      </w:pPr>
-    </w:p>
-    <w:p>
-      <w:pPr>
-        <w:rPr>
-          <w:b/>
-          <w:bCs/>
-          <w:color w:val="35DBDD"/>
-          <w:sz w:val="20"/>
-          <w:szCs w:val="20"/>
-        </w:rPr>
-      </w:pPr>
-      <w:r>
-        <w:rPr>
-          <w:b/>
-          <w:bCs/>
-          <w:color w:val="35DBDD"/>
-          <w:sz w:val="20"/>
-          <w:szCs w:val="20"/>
-        </w:rPr>
-        <w:t xml:space="preserve">Grip – </w:t>
+          <w:color w:val="FFFFFF" w:themeColor="background1"/>
+          <w:sz w:val="20"/>
+          <w:szCs w:val="20"/>
+        </w:rPr>
+        <w:t>J</w:t>
       </w:r>
       <w:r>
         <w:rPr>
@@ -6249,11 +5955,143 @@
           <w:bCs/>
           <w:i/>
           <w:iCs/>
-          <w:color w:val="35DBDD"/>
-          <w:sz w:val="20"/>
-          <w:szCs w:val="20"/>
-        </w:rPr>
-        <w:t>J</w:t>
+          <w:color w:val="FFFFFF" w:themeColor="background1"/>
+          <w:sz w:val="20"/>
+          <w:szCs w:val="20"/>
+        </w:rPr>
+        <w:t>itter</w:t>
+      </w:r>
+      <w:r>
+        <w:rPr>
+          <w:b/>
+          <w:bCs/>
+          <w:color w:val="FFFFFF" w:themeColor="background1"/>
+          <w:sz w:val="20"/>
+          <w:szCs w:val="20"/>
+        </w:rPr>
+        <w:t xml:space="preserve"> (Short)</w:t>
+      </w:r>
+    </w:p>
+    <w:p>
+      <w:pPr>
+        <w:rPr>
+          <w:color w:val="35DBDD"/>
+          <w:sz w:val="20"/>
+          <w:szCs w:val="20"/>
+        </w:rPr>
+      </w:pPr>
+      <w:r>
+        <w:rPr>
+          <w:color w:val="35DBDD"/>
+          <w:sz w:val="20"/>
+          <w:szCs w:val="20"/>
+        </w:rPr>
+        <w:t>11/</w:t>
+      </w:r>
+      <w:r>
+        <w:rPr>
+          <w:color w:val="35DBDD"/>
+          <w:sz w:val="20"/>
+          <w:szCs w:val="20"/>
+        </w:rPr>
+        <w:t>9</w:t>
+      </w:r>
+      <w:r>
+        <w:rPr>
+          <w:color w:val="35DBDD"/>
+          <w:sz w:val="20"/>
+          <w:szCs w:val="20"/>
+        </w:rPr>
+        <w:t>/23</w:t>
+      </w:r>
+      <w:r>
+        <w:rPr>
+          <w:color w:val="35DBDD"/>
+          <w:sz w:val="20"/>
+          <w:szCs w:val="20"/>
+        </w:rPr>
+        <w:t>-11/10/23</w:t>
+      </w:r>
+    </w:p>
+    <w:p>
+      <w:pPr>
+        <w:rPr>
+          <w:color w:val="35DBDD"/>
+          <w:sz w:val="20"/>
+          <w:szCs w:val="20"/>
+        </w:rPr>
+      </w:pPr>
+      <w:r>
+        <w:rPr>
+          <w:color w:val="35DBDD"/>
+          <w:sz w:val="20"/>
+          <w:szCs w:val="20"/>
+        </w:rPr>
+        <w:t>Director: Evan Showalter</w:t>
+      </w:r>
+    </w:p>
+    <w:p>
+      <w:pPr>
+        <w:rPr>
+          <w:color w:val="35DBDD"/>
+          <w:sz w:val="20"/>
+          <w:szCs w:val="20"/>
+        </w:rPr>
+      </w:pPr>
+      <w:r>
+        <w:rPr>
+          <w:color w:val="35DBDD"/>
+          <w:sz w:val="20"/>
+          <w:szCs w:val="20"/>
+        </w:rPr>
+        <w:t>DP: Sofia Santos</w:t>
+      </w:r>
+    </w:p>
+    <w:p>
+      <w:pPr>
+        <w:rPr>
+          <w:color w:val="35DBDD"/>
+          <w:sz w:val="20"/>
+          <w:szCs w:val="20"/>
+        </w:rPr>
+      </w:pPr>
+      <w:r>
+        <w:rPr>
+          <w:color w:val="35DBDD"/>
+          <w:sz w:val="20"/>
+          <w:szCs w:val="20"/>
+        </w:rPr>
+        <w:t>Gaffer: Logan Parrish</w:t>
+      </w:r>
+    </w:p>
+    <w:p>
+      <w:pPr>
+        <w:rPr>
+          <w:color w:val="35DBDD"/>
+          <w:sz w:val="20"/>
+          <w:szCs w:val="20"/>
+        </w:rPr>
+      </w:pPr>
+    </w:p>
+    <w:p>
+      <w:pPr>
+        <w:rPr>
+          <w:b/>
+          <w:bCs/>
+          <w:color w:val="FFFFFF" w:themeColor="background1"/>
+          <w:sz w:val="20"/>
+          <w:szCs w:val="20"/>
+        </w:rPr>
+      </w:pPr>
+      <w:r>
+        <w:rPr>
+          <w:b/>
+          <w:bCs/>
+          <w:color w:val="FFFFFF" w:themeColor="background1"/>
+          <w:sz w:val="20"/>
+          <w:szCs w:val="20"/>
+        </w:rPr>
+        <w:t xml:space="preserve">Swing Electric – </w:t>
       </w:r>
       <w:r>
         <w:rPr>
@@ -6261,143 +6099,120 @@
           <w:bCs/>
           <w:i/>
           <w:iCs/>
-          <w:color w:val="35DBDD"/>
-          <w:sz w:val="20"/>
-          <w:szCs w:val="20"/>
-        </w:rPr>
-        <w:t>itter</w:t>
-      </w:r>
-      <w:r>
-        <w:rPr>
-          <w:b/>
-          <w:bCs/>
-          <w:color w:val="35DBDD"/>
-          <w:sz w:val="20"/>
-          <w:szCs w:val="20"/>
-        </w:rPr>
-        <w:t xml:space="preserve"> (Short)</w:t>
-      </w:r>
-    </w:p>
-    <w:p>
-      <w:pPr>
-        <w:rPr>
-          <w:color w:val="35DBDD"/>
-          <w:sz w:val="20"/>
-          <w:szCs w:val="20"/>
-        </w:rPr>
-      </w:pPr>
-      <w:r>
-        <w:rPr>
-          <w:color w:val="35DBDD"/>
-          <w:sz w:val="20"/>
-          <w:szCs w:val="20"/>
-        </w:rPr>
-        <w:t>11/</w:t>
-      </w:r>
-      <w:r>
-        <w:rPr>
-          <w:color w:val="35DBDD"/>
-          <w:sz w:val="20"/>
-          <w:szCs w:val="20"/>
-        </w:rPr>
-        <w:t>9</w:t>
-      </w:r>
-      <w:r>
-        <w:rPr>
-          <w:color w:val="35DBDD"/>
-          <w:sz w:val="20"/>
-          <w:szCs w:val="20"/>
-        </w:rPr>
-        <w:t>/23</w:t>
-      </w:r>
-      <w:r>
-        <w:rPr>
-          <w:color w:val="35DBDD"/>
-          <w:sz w:val="20"/>
-          <w:szCs w:val="20"/>
-        </w:rPr>
-        <w:t>-11/10/23</w:t>
-      </w:r>
-    </w:p>
-    <w:p>
-      <w:pPr>
-        <w:rPr>
-          <w:color w:val="35DBDD"/>
-          <w:sz w:val="20"/>
-          <w:szCs w:val="20"/>
-        </w:rPr>
-      </w:pPr>
-      <w:r>
-        <w:rPr>
-          <w:color w:val="35DBDD"/>
-          <w:sz w:val="20"/>
-          <w:szCs w:val="20"/>
-        </w:rPr>
-        <w:t>Director: Evan Showalter</w:t>
-      </w:r>
-    </w:p>
-    <w:p>
-      <w:pPr>
-        <w:rPr>
-          <w:color w:val="35DBDD"/>
-          <w:sz w:val="20"/>
-          <w:szCs w:val="20"/>
-        </w:rPr>
-      </w:pPr>
-      <w:r>
-        <w:rPr>
-          <w:color w:val="35DBDD"/>
-          <w:sz w:val="20"/>
-          <w:szCs w:val="20"/>
-        </w:rPr>
-        <w:t>DP: Sofia Santos</w:t>
-      </w:r>
-    </w:p>
-    <w:p>
-      <w:pPr>
-        <w:rPr>
-          <w:color w:val="35DBDD"/>
-          <w:sz w:val="20"/>
-          <w:szCs w:val="20"/>
-        </w:rPr>
-      </w:pPr>
-      <w:r>
-        <w:rPr>
-          <w:color w:val="35DBDD"/>
-          <w:sz w:val="20"/>
-          <w:szCs w:val="20"/>
-        </w:rPr>
-        <w:t>Gaffer: Logan Parrish</w:t>
-      </w:r>
-    </w:p>
-    <w:p>
-      <w:pPr>
-        <w:rPr>
-          <w:color w:val="35DBDD"/>
-          <w:sz w:val="20"/>
-          <w:szCs w:val="20"/>
-        </w:rPr>
-      </w:pPr>
-    </w:p>
-    <w:p>
-      <w:pPr>
-        <w:rPr>
-          <w:b/>
-          <w:bCs/>
-          <w:color w:val="35DBDD"/>
-          <w:sz w:val="20"/>
-          <w:szCs w:val="20"/>
-        </w:rPr>
-      </w:pPr>
-      <w:r>
-        <w:rPr>
-          <w:b/>
-          <w:bCs/>
-          <w:color w:val="35DBDD"/>
-          <w:sz w:val="20"/>
-          <w:szCs w:val="20"/>
-        </w:rPr>
-        <w:t xml:space="preserve">Swing Electric – </w:t>
+          <w:color w:val="FFFFFF" w:themeColor="background1"/>
+          <w:sz w:val="20"/>
+          <w:szCs w:val="20"/>
+        </w:rPr>
+        <w:t>Oz</w:t>
+      </w:r>
+      <w:r>
+        <w:rPr>
+          <w:b/>
+          <w:bCs/>
+          <w:color w:val="FFFFFF" w:themeColor="background1"/>
+          <w:sz w:val="20"/>
+          <w:szCs w:val="20"/>
+        </w:rPr>
+        <w:t xml:space="preserve"> (Music Video)</w:t>
+      </w:r>
+    </w:p>
+    <w:p>
+      <w:pPr>
+        <w:rPr>
+          <w:color w:val="35DBDD"/>
+          <w:sz w:val="20"/>
+          <w:szCs w:val="20"/>
+        </w:rPr>
+      </w:pPr>
+      <w:r>
+        <w:rPr>
+          <w:color w:val="35DBDD"/>
+          <w:sz w:val="20"/>
+          <w:szCs w:val="20"/>
+        </w:rPr>
+        <w:t>10/27/23-10/28/23</w:t>
+      </w:r>
+    </w:p>
+    <w:p>
+      <w:pPr>
+        <w:ind w:left="720" w:hanging="720"/>
+        <w:rPr>
+          <w:color w:val="35DBDD"/>
+          <w:sz w:val="20"/>
+          <w:szCs w:val="20"/>
+        </w:rPr>
+      </w:pPr>
+      <w:r>
+        <w:rPr>
+          <w:color w:val="35DBDD"/>
+          <w:sz w:val="20"/>
+          <w:szCs w:val="20"/>
+        </w:rPr>
+        <w:t>Director: Jewells Santos</w:t>
+      </w:r>
+    </w:p>
+    <w:p>
+      <w:pPr>
+        <w:rPr>
+          <w:color w:val="35DBDD"/>
+          <w:sz w:val="20"/>
+          <w:szCs w:val="20"/>
+        </w:rPr>
+      </w:pPr>
+      <w:r>
+        <w:rPr>
+          <w:color w:val="35DBDD"/>
+          <w:sz w:val="20"/>
+          <w:szCs w:val="20"/>
+        </w:rPr>
+        <w:t>DP: Paige Hochstatter</w:t>
+      </w:r>
+    </w:p>
+    <w:p>
+      <w:pPr>
+        <w:rPr>
+          <w:color w:val="35DBDD"/>
+          <w:sz w:val="20"/>
+          <w:szCs w:val="20"/>
+        </w:rPr>
+      </w:pPr>
+      <w:r>
+        <w:rPr>
+          <w:color w:val="35DBDD"/>
+          <w:sz w:val="20"/>
+          <w:szCs w:val="20"/>
+        </w:rPr>
+        <w:t>Gaffer: Karson Kane</w:t>
+      </w:r>
+    </w:p>
+    <w:p>
+      <w:pPr>
+        <w:rPr>
+          <w:color w:val="35DBDD"/>
+          <w:sz w:val="20"/>
+          <w:szCs w:val="20"/>
+        </w:rPr>
+      </w:pPr>
+    </w:p>
+    <w:p>
+      <w:pPr>
+        <w:rPr>
+          <w:b/>
+          <w:bCs/>
+          <w:color w:val="FFFFFF" w:themeColor="background1"/>
+          <w:sz w:val="20"/>
+          <w:szCs w:val="20"/>
+        </w:rPr>
+      </w:pPr>
+      <w:r>
+        <w:rPr>
+          <w:b/>
+          <w:bCs/>
+          <w:color w:val="FFFFFF" w:themeColor="background1"/>
+          <w:sz w:val="20"/>
+          <w:szCs w:val="20"/>
+        </w:rPr>
+        <w:t xml:space="preserve">Grip – </w:t>
       </w:r>
       <w:r>
         <w:rPr>
@@ -6405,119 +6220,21 @@
           <w:bCs/>
           <w:i/>
           <w:iCs/>
-          <w:color w:val="35DBDD"/>
-          <w:sz w:val="20"/>
-          <w:szCs w:val="20"/>
-        </w:rPr>
-        <w:t>Oz</w:t>
-      </w:r>
-      <w:r>
-        <w:rPr>
-          <w:b/>
-          <w:bCs/>
-          <w:color w:val="35DBDD"/>
-          <w:sz w:val="20"/>
-          <w:szCs w:val="20"/>
-        </w:rPr>
-        <w:t xml:space="preserve"> (Music Video)</w:t>
-      </w:r>
-    </w:p>
-    <w:p>
-      <w:pPr>
-        <w:rPr>
-          <w:color w:val="35DBDD"/>
-          <w:sz w:val="20"/>
-          <w:szCs w:val="20"/>
-        </w:rPr>
-      </w:pPr>
-      <w:r>
-        <w:rPr>
-          <w:color w:val="35DBDD"/>
-          <w:sz w:val="20"/>
-          <w:szCs w:val="20"/>
-        </w:rPr>
-        <w:t>10/27/23-10/28/23</w:t>
-      </w:r>
-    </w:p>
-    <w:p>
-      <w:pPr>
-        <w:rPr>
-          <w:color w:val="35DBDD"/>
-          <w:sz w:val="20"/>
-          <w:szCs w:val="20"/>
-        </w:rPr>
-      </w:pPr>
-      <w:r>
-        <w:rPr>
-          <w:color w:val="35DBDD"/>
-          <w:sz w:val="20"/>
-          <w:szCs w:val="20"/>
-        </w:rPr>
-        <w:t>Director: Jewells Santos</w:t>
-      </w:r>
-    </w:p>
-    <w:p>
-      <w:pPr>
-        <w:rPr>
-          <w:color w:val="35DBDD"/>
-          <w:sz w:val="20"/>
-          <w:szCs w:val="20"/>
-        </w:rPr>
-      </w:pPr>
-      <w:r>
-        <w:rPr>
-          <w:color w:val="35DBDD"/>
-          <w:sz w:val="20"/>
-          <w:szCs w:val="20"/>
-        </w:rPr>
-        <w:t>DP: Paige Hochstatter</w:t>
-      </w:r>
-    </w:p>
-    <w:p>
-      <w:pPr>
-        <w:rPr>
-          <w:color w:val="35DBDD"/>
-          <w:sz w:val="20"/>
-          <w:szCs w:val="20"/>
-        </w:rPr>
-      </w:pPr>
-      <w:r>
-        <w:rPr>
-          <w:color w:val="35DBDD"/>
-          <w:sz w:val="20"/>
-          <w:szCs w:val="20"/>
-        </w:rPr>
-        <w:t>Gaffer: Karson Kane</w:t>
-      </w:r>
-    </w:p>
-    <w:p>
-      <w:pPr>
-        <w:rPr>
-          <w:color w:val="35DBDD"/>
-          <w:sz w:val="20"/>
-          <w:szCs w:val="20"/>
-        </w:rPr>
-      </w:pPr>
-    </w:p>
-    <w:p>
-      <w:pPr>
-        <w:rPr>
-          <w:b/>
-          <w:bCs/>
-          <w:color w:val="35DBDD"/>
-          <w:sz w:val="20"/>
-          <w:szCs w:val="20"/>
-        </w:rPr>
-      </w:pPr>
-      <w:r>
-        <w:rPr>
-          <w:b/>
-          <w:bCs/>
-          <w:color w:val="35DBDD"/>
-          <w:sz w:val="20"/>
-          <w:szCs w:val="20"/>
-        </w:rPr>
-        <w:t>Grip – Caught in the Storm (Short)</w:t>
+          <w:color w:val="FFFFFF" w:themeColor="background1"/>
+          <w:sz w:val="20"/>
+          <w:szCs w:val="20"/>
+        </w:rPr>
+        <w:t>Caught in the Storm</w:t>
+      </w:r>
+      <w:r>
+        <w:rPr>
+          <w:b/>
+          <w:bCs/>
+          <w:color w:val="FFFFFF" w:themeColor="background1"/>
+          <w:sz w:val="20"/>
+          <w:szCs w:val="20"/>
+        </w:rPr>
+        <w:t xml:space="preserve"> (Short)</w:t>
       </w:r>
     </w:p>
     <w:p>

--- a/assets/David Lee CV.docx
+++ b/assets/David Lee CV.docx
@@ -244,14 +244,14 @@
     <w:p>
       <w:pPr>
         <w:rPr>
-          <w:color w:val="FFFFFF" w:themeColor="background1"/>
-          <w:sz w:val="20"/>
-          <w:szCs w:val="20"/>
-        </w:rPr>
-      </w:pPr>
-      <w:r>
-        <w:rPr>
-          <w:color w:val="FFFFFF" w:themeColor="background1"/>
+          <w:color w:val="35DBDD"/>
+          <w:sz w:val="20"/>
+          <w:szCs w:val="20"/>
+        </w:rPr>
+      </w:pPr>
+      <w:r>
+        <w:rPr>
+          <w:color w:val="35DBDD"/>
           <w:sz w:val="20"/>
           <w:szCs w:val="20"/>
         </w:rPr>
